--- a/assets/templates/docx/contract_paid_full_ru.docx
+++ b/assets/templates/docx/contract_paid_full_ru.docx
@@ -4,7 +4,7 @@
   <w:body>
     <w:p>
       <w:pPr>
-        <w:pStyle w:val="a9"/>
+        <w:pStyle w:val="NoSpacing"/>
         <w:ind w:left="4248" w:firstLine="708"/>
         <w:rPr>
           <w:rFonts w:ascii="Times New Roman" w:hAnsi="Times New Roman" w:cs="Times New Roman"/>
@@ -29,7 +29,7 @@
     </w:p>
     <w:p>
       <w:pPr>
-        <w:pStyle w:val="a9"/>
+        <w:pStyle w:val="NoSpacing"/>
         <w:jc w:val="center"/>
         <w:rPr>
           <w:rFonts w:ascii="Times New Roman" w:hAnsi="Times New Roman" w:cs="Times New Roman"/>
@@ -76,7 +76,7 @@
     </w:p>
     <w:p>
       <w:pPr>
-        <w:pStyle w:val="a9"/>
+        <w:pStyle w:val="NoSpacing"/>
         <w:jc w:val="center"/>
         <w:rPr>
           <w:rFonts w:ascii="Times New Roman" w:hAnsi="Times New Roman" w:cs="Times New Roman"/>
@@ -155,9 +155,9 @@
     </w:p>
     <w:p>
       <w:pPr>
-        <w:pStyle w:val="a9"/>
+        <w:pStyle w:val="NoSpacing"/>
         <w:ind w:firstLineChars="200" w:firstLine="400"/>
-        <w:jc w:val="both"/>
+        <w:jc w:val="right"/>
         <w:rPr>
           <w:rFonts w:ascii="Times New Roman" w:hAnsi="Times New Roman" w:cs="Times New Roman"/>
           <w:color w:val="000000"/>
@@ -214,7 +214,7 @@
           <w:szCs w:val="20"/>
           <w:lang w:val="kk-KZ" w:eastAsia="ru-RU"/>
         </w:rPr>
-        <w:t xml:space="preserve">              </w:t>
+        <w:t xml:space="preserve"> </w:t>
       </w:r>
       <w:r>
         <w:rPr>
@@ -224,6 +224,26 @@
           <w:szCs w:val="20"/>
           <w:lang w:val="en-US" w:eastAsia="ru-RU"/>
         </w:rPr>
+        <w:t xml:space="preserve">          </w:t>
+      </w:r>
+      <w:r>
+        <w:rPr>
+          <w:rFonts w:ascii="Times New Roman" w:hAnsi="Times New Roman" w:cs="Times New Roman"/>
+          <w:color w:val="000000"/>
+          <w:sz w:val="20"/>
+          <w:szCs w:val="20"/>
+          <w:lang w:val="kk-KZ" w:eastAsia="ru-RU"/>
+        </w:rPr>
+        <w:t xml:space="preserve">             </w:t>
+      </w:r>
+      <w:r>
+        <w:rPr>
+          <w:rFonts w:ascii="Times New Roman" w:hAnsi="Times New Roman" w:cs="Times New Roman"/>
+          <w:color w:val="000000"/>
+          <w:sz w:val="20"/>
+          <w:szCs w:val="20"/>
+          <w:lang w:val="en-US" w:eastAsia="ru-RU"/>
+        </w:rPr>
         <w:t xml:space="preserve">     </w:t>
       </w:r>
       <w:r>
@@ -314,12 +334,32 @@
           <w:szCs w:val="20"/>
           <w:lang w:val="en-US" w:eastAsia="ru-RU"/>
         </w:rPr>
+        <w:t xml:space="preserve">   </w:t>
+      </w:r>
+      <w:r>
+        <w:rPr>
+          <w:rFonts w:ascii="Times New Roman" w:hAnsi="Times New Roman" w:cs="Times New Roman"/>
+          <w:color w:val="000000"/>
+          <w:sz w:val="20"/>
+          <w:szCs w:val="20"/>
+          <w:lang w:val="en-US" w:eastAsia="ru-RU"/>
+        </w:rPr>
+        <w:t xml:space="preserve">         </w:t>
+      </w:r>
+      <w:r>
+        <w:rPr>
+          <w:rFonts w:ascii="Times New Roman" w:hAnsi="Times New Roman" w:cs="Times New Roman"/>
+          <w:color w:val="000000"/>
+          <w:sz w:val="20"/>
+          <w:szCs w:val="20"/>
+          <w:lang w:val="en-US" w:eastAsia="ru-RU"/>
+        </w:rPr>
         <w:t>{{CONTRACT_DATE_TEXT}}</w:t>
       </w:r>
     </w:p>
     <w:p>
       <w:pPr>
-        <w:pStyle w:val="a9"/>
+        <w:pStyle w:val="NoSpacing"/>
         <w:ind w:firstLineChars="190" w:firstLine="381"/>
         <w:jc w:val="both"/>
         <w:rPr>
@@ -335,7 +375,7 @@
     </w:p>
     <w:p>
       <w:pPr>
-        <w:pStyle w:val="a9"/>
+        <w:pStyle w:val="NoSpacing"/>
         <w:ind w:firstLineChars="190" w:firstLine="381"/>
         <w:jc w:val="both"/>
         <w:rPr>
@@ -468,36 +508,16 @@
       </w:r>
       <w:r>
         <w:rPr>
-          <w:rStyle w:val="aa"/>
-          <w:rFonts w:ascii="Times New Roman" w:hAnsi="Times New Roman" w:cs="Times New Roman"/>
-          <w:sz w:val="20"/>
-          <w:szCs w:val="20"/>
-        </w:rPr>
-        <w:t xml:space="preserve">в лице операционного директора </w:t>
-      </w:r>
-      <w:proofErr w:type="spellStart"/>
-      <w:r>
-        <w:rPr>
-          <w:rStyle w:val="aa"/>
-          <w:rFonts w:ascii="Times New Roman" w:hAnsi="Times New Roman" w:cs="Times New Roman"/>
-          <w:sz w:val="20"/>
-          <w:szCs w:val="20"/>
-        </w:rPr>
-        <w:t>Алсейтовой</w:t>
-      </w:r>
-      <w:proofErr w:type="spellEnd"/>
-      <w:r>
-        <w:rPr>
-          <w:rStyle w:val="aa"/>
-          <w:rFonts w:ascii="Times New Roman" w:hAnsi="Times New Roman" w:cs="Times New Roman"/>
-          <w:sz w:val="20"/>
-          <w:szCs w:val="20"/>
-        </w:rPr>
-        <w:t xml:space="preserve"> К.Н., действующей на основании доверенности №01 от «28» октября 2025 года</w:t>
-      </w:r>
-      <w:r>
-        <w:rPr>
-          <w:rStyle w:val="aa"/>
+          <w:rStyle w:val="NoSpacingChar"/>
+          <w:rFonts w:ascii="Times New Roman" w:hAnsi="Times New Roman" w:cs="Times New Roman"/>
+          <w:sz w:val="20"/>
+          <w:szCs w:val="20"/>
+        </w:rPr>
+        <w:t>в лице операционного директора Алсейтовой К.Н., действующей на основании доверенности №01 от «28» октября 2025 года</w:t>
+      </w:r>
+      <w:r>
+        <w:rPr>
+          <w:rStyle w:val="NoSpacingChar"/>
           <w:rFonts w:ascii="Times New Roman" w:hAnsi="Times New Roman" w:cs="Times New Roman"/>
           <w:sz w:val="20"/>
           <w:szCs w:val="20"/>
@@ -733,7 +753,7 @@
     </w:p>
     <w:p>
       <w:pPr>
-        <w:pStyle w:val="a9"/>
+        <w:pStyle w:val="NoSpacing"/>
         <w:jc w:val="both"/>
         <w:rPr>
           <w:rFonts w:ascii="Times New Roman" w:hAnsi="Times New Roman" w:cs="Times New Roman"/>
@@ -746,7 +766,7 @@
     </w:p>
     <w:p>
       <w:pPr>
-        <w:pStyle w:val="a9"/>
+        <w:pStyle w:val="NoSpacing"/>
         <w:numPr>
           <w:ilvl w:val="0"/>
           <w:numId w:val="1"/>
@@ -882,7 +902,7 @@
     </w:p>
     <w:p>
       <w:pPr>
-        <w:pStyle w:val="a9"/>
+        <w:pStyle w:val="NoSpacing"/>
         <w:numPr>
           <w:ilvl w:val="0"/>
           <w:numId w:val="1"/>
@@ -927,7 +947,7 @@
     </w:p>
     <w:p>
       <w:pPr>
-        <w:pStyle w:val="a9"/>
+        <w:pStyle w:val="NoSpacing"/>
         <w:ind w:firstLineChars="190" w:firstLine="381"/>
         <w:jc w:val="both"/>
         <w:rPr>
@@ -955,7 +975,7 @@
     </w:p>
     <w:p>
       <w:pPr>
-        <w:pStyle w:val="a9"/>
+        <w:pStyle w:val="NoSpacing"/>
         <w:ind w:firstLineChars="190" w:firstLine="381"/>
         <w:jc w:val="both"/>
         <w:rPr>
@@ -988,7 +1008,7 @@
       </w:r>
       <w:r>
         <w:rPr>
-          <w:rStyle w:val="aa"/>
+          <w:rStyle w:val="NoSpacingChar"/>
           <w:rFonts w:ascii="Times New Roman" w:hAnsi="Times New Roman" w:cs="Times New Roman"/>
           <w:sz w:val="20"/>
           <w:szCs w:val="20"/>
@@ -998,7 +1018,7 @@
     </w:p>
     <w:p>
       <w:pPr>
-        <w:pStyle w:val="a9"/>
+        <w:pStyle w:val="NoSpacing"/>
         <w:ind w:firstLineChars="190" w:firstLine="381"/>
         <w:jc w:val="both"/>
         <w:rPr>
@@ -1054,7 +1074,7 @@
     </w:p>
     <w:p>
       <w:pPr>
-        <w:pStyle w:val="a9"/>
+        <w:pStyle w:val="NoSpacing"/>
         <w:ind w:firstLineChars="190" w:firstLine="381"/>
         <w:jc w:val="both"/>
         <w:rPr>
@@ -1111,37 +1131,17 @@
       </w:r>
       <w:r>
         <w:rPr>
-          <w:rStyle w:val="aa"/>
-          <w:rFonts w:ascii="Times New Roman" w:hAnsi="Times New Roman" w:cs="Times New Roman"/>
-          <w:sz w:val="20"/>
-          <w:szCs w:val="20"/>
-        </w:rPr>
-        <w:t xml:space="preserve">В случае невозможности исполнения обязательств по настоящему Договору по вине Клиента либо вследствие обстоятельств, зависящих от Клиента (включая отказ иностранного консульства, изменение планов Клиента, утрату документов и иные аналогичные причины), Агентство вправе удержать </w:t>
-      </w:r>
-      <w:proofErr w:type="gramStart"/>
-      <w:r>
-        <w:rPr>
-          <w:rStyle w:val="aa"/>
-          <w:rFonts w:ascii="Times New Roman" w:hAnsi="Times New Roman" w:cs="Times New Roman"/>
-          <w:sz w:val="20"/>
-          <w:szCs w:val="20"/>
-        </w:rPr>
-        <w:t>всю сумму</w:t>
-      </w:r>
-      <w:proofErr w:type="gramEnd"/>
-      <w:r>
-        <w:rPr>
-          <w:rStyle w:val="aa"/>
-          <w:rFonts w:ascii="Times New Roman" w:hAnsi="Times New Roman" w:cs="Times New Roman"/>
-          <w:sz w:val="20"/>
-          <w:szCs w:val="20"/>
-        </w:rPr>
-        <w:t xml:space="preserve"> уплаченную Клиентом по Договору, возврат которой не производится.</w:t>
-      </w:r>
-    </w:p>
-    <w:p>
-      <w:pPr>
-        <w:pStyle w:val="a9"/>
+          <w:rStyle w:val="NoSpacingChar"/>
+          <w:rFonts w:ascii="Times New Roman" w:hAnsi="Times New Roman" w:cs="Times New Roman"/>
+          <w:sz w:val="20"/>
+          <w:szCs w:val="20"/>
+        </w:rPr>
+        <w:t>В случае невозможности исполнения обязательств по настоящему Договору по вине Клиента либо вследствие обстоятельств, зависящих от Клиента (включая отказ иностранного консульства, изменение планов Клиента, утрату документов и иные аналогичные причины), Агентство вправе удержать всю сумму уплаченную Клиентом по Договору, возврат которой не производится.</w:t>
+      </w:r>
+    </w:p>
+    <w:p>
+      <w:pPr>
+        <w:pStyle w:val="NoSpacing"/>
         <w:ind w:firstLineChars="190" w:firstLine="381"/>
         <w:jc w:val="both"/>
         <w:rPr>
@@ -1221,7 +1221,7 @@
     </w:p>
     <w:p>
       <w:pPr>
-        <w:pStyle w:val="a9"/>
+        <w:pStyle w:val="NoSpacing"/>
         <w:ind w:firstLineChars="190" w:firstLine="381"/>
         <w:jc w:val="both"/>
         <w:rPr>
@@ -1278,7 +1278,7 @@
       </w:r>
       <w:r>
         <w:rPr>
-          <w:rStyle w:val="a6"/>
+          <w:rStyle w:val="FooterChar"/>
           <w:rFonts w:ascii="Times New Roman" w:hAnsi="Times New Roman" w:cs="Times New Roman"/>
           <w:sz w:val="20"/>
           <w:szCs w:val="20"/>
@@ -1288,7 +1288,7 @@
     </w:p>
     <w:p>
       <w:pPr>
-        <w:pStyle w:val="a9"/>
+        <w:pStyle w:val="NoSpacing"/>
         <w:ind w:firstLineChars="190" w:firstLine="381"/>
         <w:jc w:val="both"/>
         <w:rPr>
@@ -1316,7 +1316,7 @@
     </w:p>
     <w:p>
       <w:pPr>
-        <w:pStyle w:val="a9"/>
+        <w:pStyle w:val="NoSpacing"/>
         <w:ind w:firstLineChars="190" w:firstLine="381"/>
         <w:jc w:val="both"/>
         <w:rPr>
@@ -1362,7 +1362,7 @@
     </w:p>
     <w:p>
       <w:pPr>
-        <w:pStyle w:val="a9"/>
+        <w:pStyle w:val="NoSpacing"/>
         <w:ind w:firstLineChars="190" w:firstLine="381"/>
         <w:jc w:val="both"/>
         <w:rPr>
@@ -1408,7 +1408,7 @@
     </w:p>
     <w:p>
       <w:pPr>
-        <w:pStyle w:val="a9"/>
+        <w:pStyle w:val="NoSpacing"/>
         <w:ind w:firstLineChars="190" w:firstLine="381"/>
         <w:jc w:val="both"/>
         <w:rPr>
@@ -1466,7 +1466,7 @@
       </w:r>
       <w:r>
         <w:rPr>
-          <w:rStyle w:val="aa"/>
+          <w:rStyle w:val="NoSpacingChar"/>
           <w:rFonts w:ascii="Times New Roman" w:hAnsi="Times New Roman" w:cs="Times New Roman"/>
           <w:sz w:val="20"/>
           <w:szCs w:val="20"/>
@@ -1476,7 +1476,7 @@
     </w:p>
     <w:p>
       <w:pPr>
-        <w:pStyle w:val="a9"/>
+        <w:pStyle w:val="NoSpacing"/>
         <w:ind w:firstLineChars="190" w:firstLine="381"/>
         <w:jc w:val="both"/>
         <w:rPr>
@@ -1504,7 +1504,7 @@
     </w:p>
     <w:p>
       <w:pPr>
-        <w:pStyle w:val="a9"/>
+        <w:pStyle w:val="NoSpacing"/>
         <w:ind w:firstLineChars="190" w:firstLine="381"/>
         <w:jc w:val="both"/>
         <w:rPr>
@@ -1539,7 +1539,7 @@
       </w:r>
       <w:r>
         <w:rPr>
-          <w:rStyle w:val="aa"/>
+          <w:rStyle w:val="NoSpacingChar"/>
           <w:rFonts w:ascii="Times New Roman" w:hAnsi="Times New Roman" w:cs="Times New Roman"/>
           <w:sz w:val="20"/>
           <w:szCs w:val="20"/>
@@ -1549,7 +1549,7 @@
     </w:p>
     <w:p>
       <w:pPr>
-        <w:pStyle w:val="a9"/>
+        <w:pStyle w:val="NoSpacing"/>
         <w:ind w:firstLineChars="190" w:firstLine="381"/>
         <w:jc w:val="both"/>
         <w:rPr>
@@ -1609,7 +1609,7 @@
     </w:p>
     <w:p>
       <w:pPr>
-        <w:pStyle w:val="a9"/>
+        <w:pStyle w:val="NoSpacing"/>
         <w:ind w:firstLineChars="190" w:firstLine="381"/>
         <w:jc w:val="both"/>
         <w:rPr>
@@ -1667,7 +1667,7 @@
       </w:r>
       <w:r>
         <w:rPr>
-          <w:rStyle w:val="a6"/>
+          <w:rStyle w:val="FooterChar"/>
           <w:rFonts w:ascii="Times New Roman" w:hAnsi="Times New Roman" w:cs="Times New Roman"/>
           <w:sz w:val="20"/>
           <w:szCs w:val="20"/>
@@ -1677,7 +1677,7 @@
     </w:p>
     <w:p>
       <w:pPr>
-        <w:pStyle w:val="a9"/>
+        <w:pStyle w:val="NoSpacing"/>
         <w:ind w:firstLineChars="190" w:firstLine="381"/>
         <w:jc w:val="both"/>
         <w:rPr>
@@ -1734,34 +1734,12 @@
           <w:sz w:val="20"/>
           <w:szCs w:val="20"/>
         </w:rPr>
-        <w:t xml:space="preserve">(в том числе в </w:t>
-      </w:r>
-      <w:proofErr w:type="spellStart"/>
-      <w:proofErr w:type="gramStart"/>
-      <w:r>
-        <w:rPr>
-          <w:rFonts w:ascii="Times New Roman" w:hAnsi="Times New Roman" w:cs="Times New Roman"/>
-          <w:color w:val="000000"/>
-          <w:sz w:val="20"/>
-          <w:szCs w:val="20"/>
-        </w:rPr>
-        <w:t>соц.сетях</w:t>
-      </w:r>
-      <w:proofErr w:type="spellEnd"/>
-      <w:proofErr w:type="gramEnd"/>
-      <w:r>
-        <w:rPr>
-          <w:rFonts w:ascii="Times New Roman" w:hAnsi="Times New Roman" w:cs="Times New Roman"/>
-          <w:color w:val="000000"/>
-          <w:sz w:val="20"/>
-          <w:szCs w:val="20"/>
-        </w:rPr>
-        <w:t>);</w:t>
-      </w:r>
-    </w:p>
-    <w:p>
-      <w:pPr>
-        <w:pStyle w:val="a9"/>
+        <w:t>(в том числе в соц.сетях);</w:t>
+      </w:r>
+    </w:p>
+    <w:p>
+      <w:pPr>
+        <w:pStyle w:val="NoSpacing"/>
         <w:tabs>
           <w:tab w:val="left" w:pos="660"/>
         </w:tabs>
@@ -1824,7 +1802,7 @@
     </w:p>
     <w:p>
       <w:pPr>
-        <w:pStyle w:val="a9"/>
+        <w:pStyle w:val="NoSpacing"/>
         <w:ind w:firstLineChars="190" w:firstLine="380"/>
         <w:jc w:val="both"/>
         <w:rPr>
@@ -1837,7 +1815,7 @@
     </w:p>
     <w:p>
       <w:pPr>
-        <w:pStyle w:val="a9"/>
+        <w:pStyle w:val="NoSpacing"/>
         <w:numPr>
           <w:ilvl w:val="0"/>
           <w:numId w:val="1"/>
@@ -1924,7 +1902,7 @@
     </w:p>
     <w:p>
       <w:pPr>
-        <w:pStyle w:val="a9"/>
+        <w:pStyle w:val="NoSpacing"/>
         <w:ind w:firstLineChars="200" w:firstLine="402"/>
         <w:jc w:val="both"/>
         <w:rPr>
@@ -1954,7 +1932,7 @@
     </w:p>
     <w:p>
       <w:pPr>
-        <w:pStyle w:val="a9"/>
+        <w:pStyle w:val="NoSpacing"/>
         <w:ind w:firstLineChars="200" w:firstLine="402"/>
         <w:jc w:val="both"/>
         <w:rPr>
@@ -1983,7 +1961,7 @@
       </w:r>
       <w:r>
         <w:rPr>
-          <w:rStyle w:val="aa"/>
+          <w:rStyle w:val="NoSpacingChar"/>
           <w:rFonts w:ascii="Times New Roman" w:hAnsi="Times New Roman" w:cs="Times New Roman"/>
           <w:sz w:val="20"/>
           <w:szCs w:val="20"/>
@@ -1993,7 +1971,7 @@
     </w:p>
     <w:p>
       <w:pPr>
-        <w:pStyle w:val="a9"/>
+        <w:pStyle w:val="NoSpacing"/>
         <w:ind w:firstLineChars="190" w:firstLine="380"/>
         <w:jc w:val="both"/>
         <w:rPr>
@@ -2007,7 +1985,7 @@
     </w:p>
     <w:p>
       <w:pPr>
-        <w:pStyle w:val="a9"/>
+        <w:pStyle w:val="NoSpacing"/>
         <w:numPr>
           <w:ilvl w:val="0"/>
           <w:numId w:val="1"/>
@@ -2052,7 +2030,7 @@
     </w:p>
     <w:p>
       <w:pPr>
-        <w:pStyle w:val="a9"/>
+        <w:pStyle w:val="NoSpacing"/>
         <w:ind w:firstLineChars="190" w:firstLine="381"/>
         <w:jc w:val="both"/>
         <w:rPr>
@@ -2157,7 +2135,6 @@
         </w:rPr>
         <w:t>KZT</w:t>
       </w:r>
-      <w:proofErr w:type="gramStart"/>
       <w:r>
         <w:rPr>
           <w:rFonts w:ascii="Times New Roman" w:hAnsi="Times New Roman" w:cs="Times New Roman"/>
@@ -2206,7 +2183,6 @@
         </w:rPr>
         <w:t>(</w:t>
       </w:r>
-      <w:proofErr w:type="gramEnd"/>
       <w:r>
         <w:rPr>
           <w:rFonts w:ascii="Times New Roman" w:hAnsi="Times New Roman" w:cs="Times New Roman"/>
@@ -2328,7 +2304,7 @@
     </w:p>
     <w:p>
       <w:pPr>
-        <w:pStyle w:val="a9"/>
+        <w:pStyle w:val="NoSpacing"/>
         <w:ind w:firstLineChars="190" w:firstLine="381"/>
         <w:jc w:val="both"/>
         <w:rPr>
@@ -2385,7 +2361,7 @@
     </w:p>
     <w:p>
       <w:pPr>
-        <w:pStyle w:val="a9"/>
+        <w:pStyle w:val="NoSpacing"/>
         <w:ind w:firstLineChars="190" w:firstLine="381"/>
         <w:jc w:val="both"/>
         <w:rPr>
@@ -2418,7 +2394,7 @@
     </w:p>
     <w:p>
       <w:pPr>
-        <w:pStyle w:val="a9"/>
+        <w:pStyle w:val="NoSpacing"/>
         <w:ind w:firstLineChars="190" w:firstLine="380"/>
         <w:jc w:val="both"/>
         <w:rPr>
@@ -2431,7 +2407,7 @@
     </w:p>
     <w:p>
       <w:pPr>
-        <w:pStyle w:val="a9"/>
+        <w:pStyle w:val="NoSpacing"/>
         <w:numPr>
           <w:ilvl w:val="0"/>
           <w:numId w:val="1"/>
@@ -2474,7 +2450,7 @@
     </w:p>
     <w:p>
       <w:pPr>
-        <w:pStyle w:val="a9"/>
+        <w:pStyle w:val="NoSpacing"/>
         <w:ind w:firstLineChars="200" w:firstLine="402"/>
         <w:jc w:val="both"/>
         <w:rPr>
@@ -2499,48 +2475,12 @@
           <w:sz w:val="20"/>
           <w:szCs w:val="20"/>
         </w:rPr>
-        <w:t xml:space="preserve"> Уведомления по настоящему Договору направляются по контактам Сторон, указанным в реквизитах, включая е-</w:t>
-      </w:r>
-      <w:proofErr w:type="spellStart"/>
-      <w:r>
-        <w:rPr>
-          <w:rFonts w:ascii="Times New Roman" w:hAnsi="Times New Roman" w:cs="Times New Roman"/>
-          <w:sz w:val="20"/>
-          <w:szCs w:val="20"/>
-        </w:rPr>
-        <w:t>mail</w:t>
-      </w:r>
-      <w:proofErr w:type="spellEnd"/>
-      <w:r>
-        <w:rPr>
-          <w:rFonts w:ascii="Times New Roman" w:hAnsi="Times New Roman" w:cs="Times New Roman"/>
-          <w:sz w:val="20"/>
-          <w:szCs w:val="20"/>
-        </w:rPr>
-        <w:t>, СМС и мессенджеры (</w:t>
-      </w:r>
-      <w:proofErr w:type="spellStart"/>
-      <w:r>
-        <w:rPr>
-          <w:rFonts w:ascii="Times New Roman" w:hAnsi="Times New Roman" w:cs="Times New Roman"/>
-          <w:sz w:val="20"/>
-          <w:szCs w:val="20"/>
-        </w:rPr>
-        <w:t>WhatsApp</w:t>
-      </w:r>
-      <w:proofErr w:type="spellEnd"/>
-      <w:r>
-        <w:rPr>
-          <w:rFonts w:ascii="Times New Roman" w:hAnsi="Times New Roman" w:cs="Times New Roman"/>
-          <w:sz w:val="20"/>
-          <w:szCs w:val="20"/>
-        </w:rPr>
-        <w:t>).</w:t>
-      </w:r>
-    </w:p>
-    <w:p>
-      <w:pPr>
-        <w:pStyle w:val="a9"/>
+        <w:t xml:space="preserve"> Уведомления по настоящему Договору направляются по контактам Сторон, указанным в реквизитах, включая е-mail, СМС и мессенджеры (WhatsApp).</w:t>
+      </w:r>
+    </w:p>
+    <w:p>
+      <w:pPr>
+        <w:pStyle w:val="NoSpacing"/>
         <w:ind w:firstLineChars="200" w:firstLine="402"/>
         <w:jc w:val="both"/>
         <w:rPr>
@@ -2570,7 +2510,7 @@
     </w:p>
     <w:p>
       <w:pPr>
-        <w:pStyle w:val="a9"/>
+        <w:pStyle w:val="NoSpacing"/>
         <w:ind w:firstLineChars="200" w:firstLine="400"/>
         <w:jc w:val="both"/>
         <w:rPr>
@@ -2582,7 +2522,7 @@
     </w:p>
     <w:p>
       <w:pPr>
-        <w:pStyle w:val="a9"/>
+        <w:pStyle w:val="NoSpacing"/>
         <w:numPr>
           <w:ilvl w:val="0"/>
           <w:numId w:val="1"/>
@@ -2638,7 +2578,7 @@
     </w:p>
     <w:p>
       <w:pPr>
-        <w:pStyle w:val="a9"/>
+        <w:pStyle w:val="NoSpacing"/>
         <w:ind w:firstLineChars="200" w:firstLine="402"/>
         <w:jc w:val="both"/>
         <w:rPr>
@@ -2668,7 +2608,7 @@
     </w:p>
     <w:p>
       <w:pPr>
-        <w:pStyle w:val="a9"/>
+        <w:pStyle w:val="NoSpacing"/>
         <w:ind w:firstLineChars="200" w:firstLine="402"/>
         <w:jc w:val="both"/>
         <w:rPr>
@@ -2698,7 +2638,7 @@
     </w:p>
     <w:p>
       <w:pPr>
-        <w:pStyle w:val="a9"/>
+        <w:pStyle w:val="NoSpacing"/>
         <w:ind w:firstLineChars="200" w:firstLine="402"/>
         <w:jc w:val="both"/>
         <w:rPr>
@@ -2728,7 +2668,7 @@
     </w:p>
     <w:p>
       <w:pPr>
-        <w:pStyle w:val="a9"/>
+        <w:pStyle w:val="NoSpacing"/>
         <w:ind w:firstLineChars="200" w:firstLine="402"/>
         <w:jc w:val="both"/>
         <w:rPr>
@@ -2758,7 +2698,7 @@
     </w:p>
     <w:p>
       <w:pPr>
-        <w:pStyle w:val="a9"/>
+        <w:pStyle w:val="NoSpacing"/>
         <w:ind w:firstLineChars="190" w:firstLine="380"/>
         <w:jc w:val="both"/>
         <w:rPr>
@@ -2771,7 +2711,7 @@
     </w:p>
     <w:p>
       <w:pPr>
-        <w:pStyle w:val="a9"/>
+        <w:pStyle w:val="NoSpacing"/>
         <w:tabs>
           <w:tab w:val="left" w:pos="220"/>
         </w:tabs>
@@ -2807,7 +2747,7 @@
     </w:p>
     <w:p>
       <w:pPr>
-        <w:pStyle w:val="a9"/>
+        <w:pStyle w:val="NoSpacing"/>
         <w:ind w:firstLineChars="200" w:firstLine="402"/>
         <w:jc w:val="both"/>
         <w:rPr>
@@ -2837,7 +2777,7 @@
     </w:p>
     <w:p>
       <w:pPr>
-        <w:pStyle w:val="a9"/>
+        <w:pStyle w:val="NoSpacing"/>
         <w:ind w:firstLineChars="200" w:firstLine="402"/>
         <w:jc w:val="both"/>
         <w:rPr>
@@ -2867,7 +2807,7 @@
     </w:p>
     <w:p>
       <w:pPr>
-        <w:pStyle w:val="a9"/>
+        <w:pStyle w:val="NoSpacing"/>
         <w:ind w:firstLineChars="190" w:firstLine="380"/>
         <w:jc w:val="both"/>
         <w:rPr>
@@ -2880,7 +2820,7 @@
     </w:p>
     <w:p>
       <w:pPr>
-        <w:pStyle w:val="a9"/>
+        <w:pStyle w:val="NoSpacing"/>
         <w:ind w:firstLineChars="190" w:firstLine="380"/>
         <w:jc w:val="both"/>
         <w:rPr>
@@ -2893,7 +2833,7 @@
     </w:p>
     <w:p>
       <w:pPr>
-        <w:pStyle w:val="a9"/>
+        <w:pStyle w:val="NoSpacing"/>
         <w:numPr>
           <w:ilvl w:val="0"/>
           <w:numId w:val="2"/>
@@ -2936,7 +2876,7 @@
     </w:p>
     <w:p>
       <w:pPr>
-        <w:pStyle w:val="a9"/>
+        <w:pStyle w:val="NoSpacing"/>
         <w:ind w:firstLineChars="190" w:firstLine="381"/>
         <w:jc w:val="both"/>
         <w:rPr>
@@ -2964,27 +2904,7 @@
           <w:sz w:val="20"/>
           <w:szCs w:val="20"/>
         </w:rPr>
-        <w:t xml:space="preserve"> Все споры, возникающие из-за заключения настоящего Договора или его исполнения, должны быть рассмотрены после направления претензии одной из Сторон. Вторая Сторона обязана рассмотреть претензию в течение 15 (пятнадцати) календарных дней. Споры могут быть разрешены путём переговоров между Сторонами с привлечением профессионального медиатора, а также путём заключения </w:t>
-      </w:r>
-      <w:proofErr w:type="spellStart"/>
-      <w:r>
-        <w:rPr>
-          <w:rFonts w:ascii="Times New Roman" w:hAnsi="Times New Roman"/>
-          <w:color w:val="000000"/>
-          <w:sz w:val="20"/>
-          <w:szCs w:val="20"/>
-        </w:rPr>
-        <w:t>медиационного</w:t>
-      </w:r>
-      <w:proofErr w:type="spellEnd"/>
-      <w:r>
-        <w:rPr>
-          <w:rFonts w:ascii="Times New Roman" w:hAnsi="Times New Roman"/>
-          <w:color w:val="000000"/>
-          <w:sz w:val="20"/>
-          <w:szCs w:val="20"/>
-        </w:rPr>
-        <w:t xml:space="preserve"> соглашения между Сторонами.</w:t>
+        <w:t xml:space="preserve"> Все споры, возникающие из-за заключения настоящего Договора или его исполнения, должны быть рассмотрены после направления претензии одной из Сторон. Вторая Сторона обязана рассмотреть претензию в течение 15 (пятнадцати) календарных дней. Споры могут быть разрешены путём переговоров между Сторонами с привлечением профессионального медиатора, а также путём заключения медиационного соглашения между Сторонами.</w:t>
       </w:r>
     </w:p>
     <w:p>
@@ -3033,342 +2953,324 @@
           <w:color w:val="000000"/>
           <w:lang w:val="ru-RU"/>
         </w:rPr>
-        <w:t xml:space="preserve">В случае отказа от заключения </w:t>
-      </w:r>
-      <w:proofErr w:type="spellStart"/>
+        <w:t xml:space="preserve">В случае отказа от заключения медиационного соглашения, Стороны соглашаются, что спор будет рассматриваться в гражданском порядке в судебных органах </w:t>
+      </w:r>
       <w:r>
         <w:rPr>
           <w:rFonts w:ascii="Times New Roman" w:hAnsi="Times New Roman"/>
           <w:color w:val="000000"/>
           <w:lang w:val="ru-RU"/>
         </w:rPr>
-        <w:t>медиационного</w:t>
-      </w:r>
-      <w:proofErr w:type="spellEnd"/>
+        <w:t xml:space="preserve">в </w:t>
+      </w:r>
+      <w:r>
+        <w:rPr>
+          <w:rFonts w:ascii="Times New Roman" w:eastAsia="SimSun" w:hAnsi="Times New Roman" w:cs="Times New Roman"/>
+          <w:color w:val="000000"/>
+          <w:lang w:val="ru-RU" w:bidi="ar"/>
+        </w:rPr>
+        <w:t>городе Шымкент</w:t>
+      </w:r>
       <w:r>
         <w:rPr>
           <w:rFonts w:ascii="Times New Roman" w:hAnsi="Times New Roman"/>
           <w:color w:val="000000"/>
           <w:lang w:val="ru-RU"/>
         </w:rPr>
-        <w:t xml:space="preserve"> соглашения, Стороны соглашаются, что спор будет рассматриваться в гражданском порядке в судебных органах </w:t>
-      </w:r>
-      <w:r>
-        <w:rPr>
-          <w:rFonts w:ascii="Times New Roman" w:hAnsi="Times New Roman"/>
-          <w:color w:val="000000"/>
+        <w:t>.</w:t>
+      </w:r>
+    </w:p>
+    <w:p>
+      <w:pPr>
+        <w:pStyle w:val="NoSpacing"/>
+        <w:ind w:firstLineChars="190" w:firstLine="381"/>
+        <w:jc w:val="both"/>
+        <w:rPr>
+          <w:rFonts w:ascii="Times New Roman" w:hAnsi="Times New Roman"/>
+          <w:color w:val="000000"/>
+          <w:sz w:val="20"/>
+          <w:szCs w:val="20"/>
+        </w:rPr>
+      </w:pPr>
+      <w:r>
+        <w:rPr>
+          <w:rFonts w:ascii="Times New Roman" w:hAnsi="Times New Roman"/>
+          <w:b/>
+          <w:bCs/>
+          <w:color w:val="000000"/>
+          <w:sz w:val="20"/>
+          <w:szCs w:val="20"/>
+        </w:rPr>
+        <w:t xml:space="preserve">8.3. </w:t>
+      </w:r>
+      <w:r>
+        <w:rPr>
+          <w:rFonts w:ascii="Times New Roman" w:hAnsi="Times New Roman"/>
+          <w:color w:val="000000"/>
+          <w:sz w:val="20"/>
+          <w:szCs w:val="20"/>
+        </w:rPr>
+        <w:t>Размер ответственности Агентства перед Клиентом по настоящему Договору (включая все изменения и дополнения Договора и приложений к нему) ограничивается общей стоимостью услуг, указанной в пунктах 4.1 и 4.2 настоящего Договора, и в любом случае не может превышать указанную сумму.</w:t>
+      </w:r>
+    </w:p>
+    <w:p>
+      <w:pPr>
+        <w:pStyle w:val="NoSpacing"/>
+        <w:ind w:firstLineChars="190" w:firstLine="381"/>
+        <w:jc w:val="both"/>
+        <w:rPr>
+          <w:rFonts w:ascii="Times New Roman" w:hAnsi="Times New Roman" w:cs="Times New Roman"/>
+          <w:color w:val="000000"/>
+          <w:sz w:val="20"/>
+          <w:szCs w:val="20"/>
+          <w:u w:val="single"/>
+        </w:rPr>
+      </w:pPr>
+      <w:r>
+        <w:rPr>
+          <w:rFonts w:ascii="Times New Roman" w:hAnsi="Times New Roman"/>
+          <w:b/>
+          <w:bCs/>
+          <w:color w:val="000000"/>
+          <w:sz w:val="20"/>
+          <w:szCs w:val="20"/>
+        </w:rPr>
+        <w:t>8.4.</w:t>
+      </w:r>
+      <w:r>
+        <w:rPr>
+          <w:rFonts w:ascii="Times New Roman" w:hAnsi="Times New Roman"/>
+          <w:color w:val="000000"/>
+          <w:sz w:val="20"/>
+          <w:szCs w:val="20"/>
+        </w:rPr>
+        <w:t xml:space="preserve"> В случае отказа Клиента от услуг Агентства после заключения Договора, а также в случае неисполнения Клиентом принятых на себя обязательств по Договору, что привело к частичному исполнению обязательств Агентства, внесённая Клиентом сумма по Договору не подлежит возврату, в соответствии с пунктами 2.1.3, 9.2, 10.1, 4.1 и 4.2 настоящего Договора.</w:t>
+      </w:r>
+    </w:p>
+    <w:p>
+      <w:pPr>
+        <w:pStyle w:val="NoSpacing"/>
+        <w:ind w:firstLineChars="190" w:firstLine="381"/>
+        <w:jc w:val="both"/>
+        <w:rPr>
+          <w:rFonts w:ascii="Times New Roman" w:hAnsi="Times New Roman"/>
+          <w:sz w:val="20"/>
+          <w:szCs w:val="20"/>
+        </w:rPr>
+      </w:pPr>
+      <w:r>
+        <w:rPr>
+          <w:rFonts w:ascii="Times New Roman" w:hAnsi="Times New Roman" w:cs="Times New Roman"/>
+          <w:b/>
+          <w:bCs/>
+          <w:color w:val="000000"/>
+          <w:sz w:val="20"/>
+          <w:szCs w:val="20"/>
+        </w:rPr>
+        <w:t>8.5.</w:t>
+      </w:r>
+      <w:r>
+        <w:rPr>
+          <w:rFonts w:ascii="Times New Roman" w:hAnsi="Times New Roman" w:cs="Times New Roman"/>
+          <w:color w:val="000000"/>
+          <w:sz w:val="20"/>
+          <w:szCs w:val="20"/>
+        </w:rPr>
+        <w:t xml:space="preserve"> </w:t>
+      </w:r>
+      <w:r>
+        <w:rPr>
+          <w:rFonts w:ascii="Times New Roman" w:hAnsi="Times New Roman"/>
+          <w:sz w:val="20"/>
+          <w:szCs w:val="20"/>
+        </w:rPr>
+        <w:t>Клиент несёт личную ответственность за предоставление точных и достоверных данных в документах.</w:t>
+      </w:r>
+    </w:p>
+    <w:p>
+      <w:pPr>
+        <w:pStyle w:val="NoSpacing"/>
+        <w:ind w:firstLineChars="190" w:firstLine="381"/>
+        <w:jc w:val="both"/>
+        <w:rPr>
+          <w:rFonts w:ascii="Times New Roman" w:hAnsi="Times New Roman"/>
+          <w:color w:val="000000"/>
+          <w:sz w:val="20"/>
+          <w:szCs w:val="20"/>
+        </w:rPr>
+      </w:pPr>
+      <w:r>
+        <w:rPr>
+          <w:rFonts w:ascii="Times New Roman" w:hAnsi="Times New Roman"/>
+          <w:b/>
+          <w:bCs/>
+          <w:color w:val="000000"/>
+          <w:sz w:val="20"/>
+          <w:szCs w:val="20"/>
+        </w:rPr>
+        <w:t>8.6.</w:t>
+      </w:r>
+      <w:r>
+        <w:rPr>
+          <w:rFonts w:ascii="Times New Roman" w:hAnsi="Times New Roman"/>
+          <w:color w:val="000000"/>
+          <w:sz w:val="20"/>
+          <w:szCs w:val="20"/>
+        </w:rPr>
+        <w:t xml:space="preserve"> Клиент несёт личную и индивидуальную ответственность за телефонные переговоры с иностранным Консульством, работодателями, агентствами, а также </w:t>
+      </w:r>
+      <w:r>
+        <w:rPr>
+          <w:rFonts w:ascii="Times New Roman" w:eastAsia="SimSun" w:hAnsi="Times New Roman" w:cs="Times New Roman"/>
+          <w:color w:val="000000"/>
+          <w:sz w:val="20"/>
+          <w:szCs w:val="20"/>
+          <w:lang w:eastAsia="zh-CN" w:bidi="ar"/>
+        </w:rPr>
+        <w:t xml:space="preserve">за прохождение тестов на профессиональную и трудовую </w:t>
+      </w:r>
+      <w:r>
+        <w:rPr>
+          <w:rFonts w:ascii="Times New Roman" w:eastAsia="SimSun" w:hAnsi="Times New Roman" w:cs="Times New Roman"/>
+          <w:color w:val="000000"/>
+          <w:sz w:val="20"/>
+          <w:szCs w:val="20"/>
+          <w:lang w:eastAsia="zh-CN" w:bidi="ar"/>
+        </w:rPr>
+        <w:t>п</w:t>
+      </w:r>
+      <w:r>
+        <w:rPr>
+          <w:rFonts w:ascii="Times New Roman" w:eastAsia="SimSun" w:hAnsi="Times New Roman" w:cs="Times New Roman"/>
+          <w:color w:val="000000"/>
+          <w:sz w:val="20"/>
+          <w:szCs w:val="20"/>
+          <w:lang w:eastAsia="zh-CN" w:bidi="ar"/>
+        </w:rPr>
+        <w:t>ригодность</w:t>
+      </w:r>
+      <w:r>
+        <w:rPr>
+          <w:rFonts w:ascii="Times New Roman" w:eastAsia="SimSun" w:hAnsi="Times New Roman" w:cs="Times New Roman"/>
+          <w:color w:val="000000"/>
+          <w:sz w:val="20"/>
+          <w:szCs w:val="20"/>
+          <w:lang w:eastAsia="zh-CN" w:bidi="ar"/>
+        </w:rPr>
+        <w:t xml:space="preserve">, </w:t>
+      </w:r>
+      <w:r>
+        <w:rPr>
+          <w:rFonts w:ascii="Times New Roman" w:hAnsi="Times New Roman"/>
+          <w:color w:val="000000"/>
+          <w:sz w:val="20"/>
+          <w:szCs w:val="20"/>
+        </w:rPr>
+        <w:t xml:space="preserve">за результат прохождения интервью и другие процедуры, в случае их проведения иностранным Консулом, </w:t>
+      </w:r>
+      <w:r>
+        <w:rPr>
+          <w:rFonts w:ascii="Times New Roman" w:eastAsia="SimSun" w:hAnsi="Times New Roman" w:cs="Times New Roman"/>
+          <w:color w:val="000000"/>
+          <w:sz w:val="20"/>
+          <w:szCs w:val="20"/>
+          <w:lang w:eastAsia="zh-CN" w:bidi="ar"/>
+        </w:rPr>
+        <w:t>Работодателями</w:t>
+      </w:r>
+      <w:r>
+        <w:rPr>
+          <w:rFonts w:ascii="Times New Roman" w:eastAsia="SimSun" w:hAnsi="Times New Roman" w:cs="Times New Roman"/>
+          <w:color w:val="000000"/>
+          <w:sz w:val="20"/>
+          <w:szCs w:val="20"/>
+          <w:lang w:eastAsia="zh-CN" w:bidi="ar"/>
+        </w:rPr>
+        <w:t>, агентствами</w:t>
+      </w:r>
+      <w:r>
+        <w:rPr>
+          <w:rFonts w:ascii="Times New Roman" w:hAnsi="Times New Roman"/>
+          <w:color w:val="000000"/>
+          <w:sz w:val="20"/>
+          <w:szCs w:val="20"/>
+        </w:rPr>
+        <w:t>.</w:t>
+      </w:r>
+    </w:p>
+    <w:p>
+      <w:pPr>
+        <w:pStyle w:val="NoSpacing"/>
+        <w:ind w:firstLineChars="190" w:firstLine="381"/>
+        <w:jc w:val="both"/>
+        <w:rPr>
+          <w:rFonts w:ascii="Times New Roman" w:hAnsi="Times New Roman"/>
+          <w:color w:val="000000"/>
+          <w:sz w:val="20"/>
+          <w:szCs w:val="20"/>
+        </w:rPr>
+      </w:pPr>
+      <w:r>
+        <w:rPr>
+          <w:rFonts w:ascii="Times New Roman" w:hAnsi="Times New Roman"/>
+          <w:b/>
+          <w:bCs/>
+          <w:color w:val="000000"/>
+          <w:sz w:val="20"/>
+          <w:szCs w:val="20"/>
+        </w:rPr>
+        <w:t>8.7.</w:t>
+      </w:r>
+      <w:r>
+        <w:rPr>
+          <w:rFonts w:ascii="Times New Roman" w:hAnsi="Times New Roman"/>
+          <w:color w:val="000000"/>
+          <w:sz w:val="20"/>
+          <w:szCs w:val="20"/>
+        </w:rPr>
+        <w:t xml:space="preserve"> В случае отказа в выдаче визы Клиенту по личному решению Консула, Агентство не несёт ответственности за понесённые Клиентом убытки. При этом Агентство вправе удержать всю сумму оплаты, внесённую Клиентом, в соответствии с пунктами 2.1.3, 4.1 и 4.2 настоящего Договора, в связи с исполнением своих обязательств по настоящему Договору.</w:t>
+      </w:r>
+    </w:p>
+    <w:p>
+      <w:pPr>
+        <w:ind w:firstLineChars="190" w:firstLine="381"/>
+        <w:jc w:val="both"/>
+        <w:rPr>
+          <w:rFonts w:ascii="Times New Roman" w:hAnsi="Times New Roman"/>
           <w:lang w:val="ru-RU"/>
         </w:rPr>
-        <w:t xml:space="preserve">в </w:t>
-      </w:r>
-      <w:r>
-        <w:rPr>
-          <w:rFonts w:ascii="Times New Roman" w:eastAsia="SimSun" w:hAnsi="Times New Roman" w:cs="Times New Roman"/>
-          <w:color w:val="000000"/>
-          <w:lang w:val="ru-RU" w:bidi="ar"/>
-        </w:rPr>
-        <w:t>городе Шымкент</w:t>
-      </w:r>
-      <w:r>
-        <w:rPr>
-          <w:rFonts w:ascii="Times New Roman" w:hAnsi="Times New Roman"/>
+      </w:pPr>
+      <w:r>
+        <w:rPr>
+          <w:rFonts w:ascii="Times New Roman" w:hAnsi="Times New Roman"/>
+          <w:b/>
+          <w:bCs/>
           <w:color w:val="000000"/>
           <w:lang w:val="ru-RU"/>
         </w:rPr>
-        <w:t>.</w:t>
-      </w:r>
-    </w:p>
-    <w:p>
-      <w:pPr>
-        <w:pStyle w:val="a9"/>
-        <w:ind w:firstLineChars="190" w:firstLine="381"/>
-        <w:jc w:val="both"/>
-        <w:rPr>
-          <w:rFonts w:ascii="Times New Roman" w:hAnsi="Times New Roman"/>
-          <w:color w:val="000000"/>
-          <w:sz w:val="20"/>
-          <w:szCs w:val="20"/>
-        </w:rPr>
-      </w:pPr>
-      <w:r>
-        <w:rPr>
-          <w:rFonts w:ascii="Times New Roman" w:hAnsi="Times New Roman"/>
-          <w:b/>
-          <w:bCs/>
-          <w:color w:val="000000"/>
-          <w:sz w:val="20"/>
-          <w:szCs w:val="20"/>
-        </w:rPr>
-        <w:t xml:space="preserve">8.3. </w:t>
-      </w:r>
-      <w:r>
-        <w:rPr>
-          <w:rFonts w:ascii="Times New Roman" w:hAnsi="Times New Roman"/>
-          <w:color w:val="000000"/>
-          <w:sz w:val="20"/>
-          <w:szCs w:val="20"/>
-        </w:rPr>
-        <w:t>Размер ответственности Агентства перед Клиентом по настоящему Договору (включая все изменения и дополнения Договора и приложений к нему) ограничивается общей стоимостью услуг, указанной в пунктах 4.1 и 4.2 настоящего Договора, и в любом случае не может превышать указанную сумму.</w:t>
-      </w:r>
-    </w:p>
-    <w:p>
-      <w:pPr>
-        <w:pStyle w:val="a9"/>
-        <w:ind w:firstLineChars="190" w:firstLine="381"/>
-        <w:jc w:val="both"/>
-        <w:rPr>
-          <w:rFonts w:ascii="Times New Roman" w:hAnsi="Times New Roman" w:cs="Times New Roman"/>
-          <w:color w:val="000000"/>
-          <w:sz w:val="20"/>
-          <w:szCs w:val="20"/>
-          <w:u w:val="single"/>
-        </w:rPr>
-      </w:pPr>
-      <w:r>
-        <w:rPr>
-          <w:rFonts w:ascii="Times New Roman" w:hAnsi="Times New Roman"/>
-          <w:b/>
-          <w:bCs/>
-          <w:color w:val="000000"/>
-          <w:sz w:val="20"/>
-          <w:szCs w:val="20"/>
-        </w:rPr>
-        <w:t>8.4.</w:t>
-      </w:r>
-      <w:r>
-        <w:rPr>
-          <w:rFonts w:ascii="Times New Roman" w:hAnsi="Times New Roman"/>
-          <w:color w:val="000000"/>
-          <w:sz w:val="20"/>
-          <w:szCs w:val="20"/>
-        </w:rPr>
-        <w:t xml:space="preserve"> В случае отказа Клиента от услуг Агентства после заключения Договора, а также в случае неисполнения Клиентом принятых на себя обязательств по Договору, что привело к частичному исполнению обязательств Агентства, внесённая Клиентом сумма по Договору не подлежит возврату, в соответствии с пунктами 2.1.3, 9.2, 10.1, 4.1 и 4.2 настоящего Договора.</w:t>
-      </w:r>
-    </w:p>
-    <w:p>
-      <w:pPr>
-        <w:pStyle w:val="a9"/>
-        <w:ind w:firstLineChars="190" w:firstLine="381"/>
-        <w:jc w:val="both"/>
-        <w:rPr>
-          <w:rFonts w:ascii="Times New Roman" w:hAnsi="Times New Roman"/>
-          <w:sz w:val="20"/>
-          <w:szCs w:val="20"/>
-        </w:rPr>
-      </w:pPr>
-      <w:r>
-        <w:rPr>
-          <w:rFonts w:ascii="Times New Roman" w:hAnsi="Times New Roman" w:cs="Times New Roman"/>
-          <w:b/>
-          <w:bCs/>
-          <w:color w:val="000000"/>
-          <w:sz w:val="20"/>
-          <w:szCs w:val="20"/>
-        </w:rPr>
-        <w:t>8.5.</w:t>
-      </w:r>
-      <w:r>
-        <w:rPr>
-          <w:rFonts w:ascii="Times New Roman" w:hAnsi="Times New Roman" w:cs="Times New Roman"/>
-          <w:color w:val="000000"/>
-          <w:sz w:val="20"/>
-          <w:szCs w:val="20"/>
-        </w:rPr>
-        <w:t xml:space="preserve"> </w:t>
-      </w:r>
-      <w:r>
-        <w:rPr>
-          <w:rFonts w:ascii="Times New Roman" w:hAnsi="Times New Roman"/>
-          <w:sz w:val="20"/>
-          <w:szCs w:val="20"/>
-        </w:rPr>
-        <w:t>Клиент несёт личную ответственность за предоставление точных и достоверных данных в документах.</w:t>
-      </w:r>
-    </w:p>
-    <w:p>
-      <w:pPr>
-        <w:pStyle w:val="a9"/>
-        <w:ind w:firstLineChars="190" w:firstLine="381"/>
-        <w:jc w:val="both"/>
-        <w:rPr>
-          <w:rFonts w:ascii="Times New Roman" w:hAnsi="Times New Roman"/>
-          <w:color w:val="000000"/>
-          <w:sz w:val="20"/>
-          <w:szCs w:val="20"/>
-        </w:rPr>
-      </w:pPr>
-      <w:r>
-        <w:rPr>
-          <w:rFonts w:ascii="Times New Roman" w:hAnsi="Times New Roman"/>
-          <w:b/>
-          <w:bCs/>
-          <w:color w:val="000000"/>
-          <w:sz w:val="20"/>
-          <w:szCs w:val="20"/>
-        </w:rPr>
-        <w:t>8.6.</w:t>
-      </w:r>
-      <w:r>
-        <w:rPr>
-          <w:rFonts w:ascii="Times New Roman" w:hAnsi="Times New Roman"/>
-          <w:color w:val="000000"/>
-          <w:sz w:val="20"/>
-          <w:szCs w:val="20"/>
-        </w:rPr>
-        <w:t xml:space="preserve"> Клиент несёт личную и индивидуальную ответственность за телефонные переговоры с иностранным Консульством, работодателями, агентствами, а также </w:t>
-      </w:r>
-      <w:r>
-        <w:rPr>
-          <w:rFonts w:ascii="Times New Roman" w:eastAsia="SimSun" w:hAnsi="Times New Roman" w:cs="Times New Roman"/>
-          <w:color w:val="000000"/>
-          <w:sz w:val="20"/>
-          <w:szCs w:val="20"/>
-          <w:lang w:eastAsia="zh-CN" w:bidi="ar"/>
-        </w:rPr>
-        <w:t xml:space="preserve">за прохождение тестов на профессиональную и трудовую </w:t>
-      </w:r>
-      <w:r>
-        <w:rPr>
-          <w:rFonts w:ascii="Times New Roman" w:eastAsia="SimSun" w:hAnsi="Times New Roman" w:cs="Times New Roman"/>
-          <w:color w:val="000000"/>
-          <w:sz w:val="20"/>
-          <w:szCs w:val="20"/>
-          <w:lang w:eastAsia="zh-CN" w:bidi="ar"/>
-        </w:rPr>
-        <w:t>п</w:t>
-      </w:r>
-      <w:r>
-        <w:rPr>
-          <w:rFonts w:ascii="Times New Roman" w:eastAsia="SimSun" w:hAnsi="Times New Roman" w:cs="Times New Roman"/>
-          <w:color w:val="000000"/>
-          <w:sz w:val="20"/>
-          <w:szCs w:val="20"/>
-          <w:lang w:eastAsia="zh-CN" w:bidi="ar"/>
-        </w:rPr>
-        <w:t>ригодность</w:t>
-      </w:r>
-      <w:r>
-        <w:rPr>
-          <w:rFonts w:ascii="Times New Roman" w:eastAsia="SimSun" w:hAnsi="Times New Roman" w:cs="Times New Roman"/>
-          <w:color w:val="000000"/>
-          <w:sz w:val="20"/>
-          <w:szCs w:val="20"/>
-          <w:lang w:eastAsia="zh-CN" w:bidi="ar"/>
-        </w:rPr>
-        <w:t xml:space="preserve">, </w:t>
-      </w:r>
-      <w:r>
-        <w:rPr>
-          <w:rFonts w:ascii="Times New Roman" w:hAnsi="Times New Roman"/>
-          <w:color w:val="000000"/>
-          <w:sz w:val="20"/>
-          <w:szCs w:val="20"/>
-        </w:rPr>
-        <w:t xml:space="preserve">за результат прохождения интервью и другие процедуры, в случае их проведения иностранным Консулом, </w:t>
-      </w:r>
-      <w:r>
-        <w:rPr>
-          <w:rFonts w:ascii="Times New Roman" w:eastAsia="SimSun" w:hAnsi="Times New Roman" w:cs="Times New Roman"/>
-          <w:color w:val="000000"/>
-          <w:sz w:val="20"/>
-          <w:szCs w:val="20"/>
-          <w:lang w:eastAsia="zh-CN" w:bidi="ar"/>
-        </w:rPr>
-        <w:t>Работодателями</w:t>
-      </w:r>
-      <w:r>
-        <w:rPr>
-          <w:rFonts w:ascii="Times New Roman" w:eastAsia="SimSun" w:hAnsi="Times New Roman" w:cs="Times New Roman"/>
-          <w:color w:val="000000"/>
-          <w:sz w:val="20"/>
-          <w:szCs w:val="20"/>
-          <w:lang w:eastAsia="zh-CN" w:bidi="ar"/>
-        </w:rPr>
-        <w:t>, агентствами</w:t>
-      </w:r>
-      <w:r>
-        <w:rPr>
-          <w:rFonts w:ascii="Times New Roman" w:hAnsi="Times New Roman"/>
-          <w:color w:val="000000"/>
-          <w:sz w:val="20"/>
-          <w:szCs w:val="20"/>
-        </w:rPr>
-        <w:t>.</w:t>
-      </w:r>
-    </w:p>
-    <w:p>
-      <w:pPr>
-        <w:pStyle w:val="a9"/>
-        <w:ind w:firstLineChars="190" w:firstLine="381"/>
-        <w:jc w:val="both"/>
-        <w:rPr>
-          <w:rFonts w:ascii="Times New Roman" w:hAnsi="Times New Roman"/>
-          <w:color w:val="000000"/>
-          <w:sz w:val="20"/>
-          <w:szCs w:val="20"/>
-        </w:rPr>
-      </w:pPr>
-      <w:r>
-        <w:rPr>
-          <w:rFonts w:ascii="Times New Roman" w:hAnsi="Times New Roman"/>
-          <w:b/>
-          <w:bCs/>
-          <w:color w:val="000000"/>
-          <w:sz w:val="20"/>
-          <w:szCs w:val="20"/>
-        </w:rPr>
-        <w:t>8.7.</w:t>
-      </w:r>
-      <w:r>
-        <w:rPr>
-          <w:rFonts w:ascii="Times New Roman" w:hAnsi="Times New Roman"/>
-          <w:color w:val="000000"/>
-          <w:sz w:val="20"/>
-          <w:szCs w:val="20"/>
-        </w:rPr>
-        <w:t xml:space="preserve"> В случае отказа в выдаче визы Клиенту по личному решению Консула, Агентство не несёт ответственности за понесённые Клиентом убытки. При этом Агентство вправе удержать всю сумму оплаты, внесённую Клиентом, в соответствии с пунктами 2.1.3, 4.1 и 4.2 настоящего Договора, в связи с исполнением своих обязательств по настоящему Договору.</w:t>
-      </w:r>
-    </w:p>
-    <w:p>
-      <w:pPr>
-        <w:ind w:firstLineChars="190" w:firstLine="381"/>
-        <w:jc w:val="both"/>
+        <w:t xml:space="preserve">8.8. </w:t>
+      </w:r>
+      <w:r>
         <w:rPr>
           <w:rFonts w:ascii="Times New Roman" w:hAnsi="Times New Roman"/>
           <w:lang w:val="ru-RU"/>
         </w:rPr>
-      </w:pPr>
-      <w:r>
-        <w:rPr>
-          <w:rFonts w:ascii="Times New Roman" w:hAnsi="Times New Roman"/>
-          <w:b/>
-          <w:bCs/>
-          <w:color w:val="000000"/>
+        <w:t>Консульство имеет право запрашивать дополнительные документы для подтверждения или уточнения информации о Клиенте. В случае, если Консульство запросит у Клиента дополнительный документ, Агентство не несёт ответственности за его предоставление. Если Агентство обладает возможностью предоставить такой документ, оно вправе выставить Клиенту дополнительный счёт за соответствующую услугу.</w:t>
+      </w:r>
+    </w:p>
+    <w:p>
+      <w:pPr>
+        <w:ind w:firstLineChars="190" w:firstLine="380"/>
+        <w:jc w:val="both"/>
+        <w:rPr>
+          <w:rFonts w:ascii="Times New Roman" w:hAnsi="Times New Roman"/>
           <w:lang w:val="ru-RU"/>
         </w:rPr>
-        <w:t xml:space="preserve">8.8. </w:t>
-      </w:r>
-      <w:r>
-        <w:rPr>
-          <w:rFonts w:ascii="Times New Roman" w:hAnsi="Times New Roman"/>
-          <w:lang w:val="ru-RU"/>
-        </w:rPr>
-        <w:t>Консульство имеет право запрашивать дополнительные документы для подтверждения или уточнения информации о Клиенте. В случае, если Консульство запросит у Клиента дополнительный документ, Агентство не несёт ответственности за его предоставление. Если Агентство обладает возможностью предоставить такой документ, оно вправе выставить Клиенту дополнительный счёт за соответствующую услугу.</w:t>
-      </w:r>
-    </w:p>
-    <w:p>
-      <w:pPr>
-        <w:ind w:firstLineChars="190" w:firstLine="380"/>
-        <w:jc w:val="both"/>
-        <w:rPr>
-          <w:rFonts w:ascii="Times New Roman" w:hAnsi="Times New Roman"/>
-          <w:lang w:val="ru-RU"/>
-        </w:rPr>
-      </w:pPr>
-    </w:p>
-    <w:p>
-      <w:pPr>
-        <w:pStyle w:val="a9"/>
+      </w:pPr>
+    </w:p>
+    <w:p>
+      <w:pPr>
+        <w:pStyle w:val="NoSpacing"/>
         <w:numPr>
           <w:ilvl w:val="0"/>
           <w:numId w:val="2"/>
@@ -3410,7 +3312,7 @@
     </w:p>
     <w:p>
       <w:pPr>
-        <w:pStyle w:val="a9"/>
+        <w:pStyle w:val="NoSpacing"/>
         <w:numPr>
           <w:ilvl w:val="1"/>
           <w:numId w:val="2"/>
@@ -3433,7 +3335,7 @@
       </w:r>
       <w:r>
         <w:rPr>
-          <w:rStyle w:val="aa"/>
+          <w:rStyle w:val="NoSpacingChar"/>
           <w:rFonts w:ascii="Times New Roman" w:hAnsi="Times New Roman" w:cs="Times New Roman"/>
           <w:sz w:val="20"/>
           <w:szCs w:val="20"/>
@@ -3451,7 +3353,7 @@
     </w:p>
     <w:p>
       <w:pPr>
-        <w:pStyle w:val="a9"/>
+        <w:pStyle w:val="NoSpacing"/>
         <w:ind w:firstLineChars="190" w:firstLine="381"/>
         <w:jc w:val="both"/>
         <w:rPr>
@@ -3484,7 +3386,7 @@
       </w:r>
       <w:r>
         <w:rPr>
-          <w:rStyle w:val="aa"/>
+          <w:rStyle w:val="NoSpacingChar"/>
           <w:rFonts w:ascii="Times New Roman" w:hAnsi="Times New Roman" w:cs="Times New Roman"/>
           <w:sz w:val="20"/>
           <w:szCs w:val="20"/>
@@ -3494,7 +3396,7 @@
     </w:p>
     <w:p>
       <w:pPr>
-        <w:pStyle w:val="a9"/>
+        <w:pStyle w:val="NoSpacing"/>
         <w:ind w:firstLineChars="190" w:firstLine="380"/>
         <w:jc w:val="both"/>
         <w:rPr>
@@ -3507,7 +3409,7 @@
     </w:p>
     <w:p>
       <w:pPr>
-        <w:pStyle w:val="a9"/>
+        <w:pStyle w:val="NoSpacing"/>
         <w:numPr>
           <w:ilvl w:val="0"/>
           <w:numId w:val="2"/>
@@ -3570,7 +3472,7 @@
     </w:p>
     <w:p>
       <w:pPr>
-        <w:pStyle w:val="a9"/>
+        <w:pStyle w:val="NoSpacing"/>
         <w:numPr>
           <w:ilvl w:val="1"/>
           <w:numId w:val="2"/>
@@ -3593,7 +3495,7 @@
       </w:r>
       <w:r>
         <w:rPr>
-          <w:rStyle w:val="aa"/>
+          <w:rStyle w:val="NoSpacingChar"/>
           <w:rFonts w:ascii="Times New Roman" w:hAnsi="Times New Roman" w:cs="Times New Roman"/>
           <w:sz w:val="20"/>
           <w:szCs w:val="20"/>
@@ -3603,7 +3505,7 @@
     </w:p>
     <w:p>
       <w:pPr>
-        <w:pStyle w:val="a9"/>
+        <w:pStyle w:val="NoSpacing"/>
         <w:numPr>
           <w:ilvl w:val="1"/>
           <w:numId w:val="2"/>
@@ -3627,7 +3529,7 @@
     </w:p>
     <w:p>
       <w:pPr>
-        <w:pStyle w:val="a9"/>
+        <w:pStyle w:val="NoSpacing"/>
         <w:numPr>
           <w:ilvl w:val="1"/>
           <w:numId w:val="2"/>
@@ -3651,7 +3553,7 @@
     </w:p>
     <w:p>
       <w:pPr>
-        <w:pStyle w:val="a9"/>
+        <w:pStyle w:val="NoSpacing"/>
         <w:numPr>
           <w:ilvl w:val="1"/>
           <w:numId w:val="2"/>
@@ -3675,7 +3577,7 @@
     </w:p>
     <w:p>
       <w:pPr>
-        <w:pStyle w:val="a9"/>
+        <w:pStyle w:val="NoSpacing"/>
         <w:jc w:val="both"/>
         <w:rPr>
           <w:rFonts w:ascii="Times New Roman" w:eastAsia="SimSun" w:hAnsi="Times New Roman" w:cs="Times New Roman"/>
@@ -3830,7 +3732,7 @@
     </w:p>
     <w:p>
       <w:pPr>
-        <w:pStyle w:val="a9"/>
+        <w:pStyle w:val="NoSpacing"/>
         <w:ind w:firstLineChars="200" w:firstLine="402"/>
         <w:jc w:val="both"/>
         <w:rPr>
@@ -3922,7 +3824,7 @@
     </w:p>
     <w:p>
       <w:pPr>
-        <w:pStyle w:val="a9"/>
+        <w:pStyle w:val="NoSpacing"/>
         <w:ind w:firstLineChars="190" w:firstLine="380"/>
         <w:jc w:val="both"/>
         <w:rPr>
@@ -3934,7 +3836,7 @@
     </w:p>
     <w:p>
       <w:pPr>
-        <w:pStyle w:val="a9"/>
+        <w:pStyle w:val="NoSpacing"/>
         <w:ind w:leftChars="190" w:left="380" w:firstLine="4224"/>
         <w:jc w:val="both"/>
         <w:rPr>
@@ -3967,7 +3869,7 @@
     </w:p>
     <w:p>
       <w:pPr>
-        <w:pStyle w:val="a9"/>
+        <w:pStyle w:val="NoSpacing"/>
         <w:ind w:firstLineChars="190" w:firstLine="381"/>
         <w:jc w:val="both"/>
         <w:rPr>
@@ -4005,7 +3907,7 @@
     </w:p>
     <w:p>
       <w:pPr>
-        <w:pStyle w:val="a9"/>
+        <w:pStyle w:val="NoSpacing"/>
         <w:ind w:firstLineChars="190" w:firstLine="381"/>
         <w:jc w:val="both"/>
         <w:rPr>
@@ -4035,7 +3937,7 @@
     </w:p>
     <w:p>
       <w:pPr>
-        <w:pStyle w:val="a9"/>
+        <w:pStyle w:val="NoSpacing"/>
         <w:ind w:firstLineChars="190" w:firstLine="381"/>
         <w:jc w:val="both"/>
         <w:rPr>
@@ -4065,7 +3967,7 @@
     </w:p>
     <w:p>
       <w:pPr>
-        <w:pStyle w:val="a9"/>
+        <w:pStyle w:val="NoSpacing"/>
         <w:ind w:firstLineChars="190" w:firstLine="381"/>
         <w:jc w:val="both"/>
         <w:rPr>
@@ -4090,43 +3992,7 @@
           <w:sz w:val="20"/>
           <w:szCs w:val="20"/>
         </w:rPr>
-        <w:t xml:space="preserve"> Стороны признают, что подписание настоящего Договора и его приложений является их собственным волеизъявлением. Направленные письма, уведомления и претензии Сторон, а также их фото или </w:t>
-      </w:r>
-      <w:proofErr w:type="spellStart"/>
-      <w:r>
-        <w:rPr>
-          <w:rFonts w:ascii="Times New Roman" w:hAnsi="Times New Roman"/>
-          <w:sz w:val="20"/>
-          <w:szCs w:val="20"/>
-        </w:rPr>
-        <w:t>сканкопии</w:t>
-      </w:r>
-      <w:proofErr w:type="spellEnd"/>
-      <w:r>
-        <w:rPr>
-          <w:rFonts w:ascii="Times New Roman" w:hAnsi="Times New Roman"/>
-          <w:sz w:val="20"/>
-          <w:szCs w:val="20"/>
-        </w:rPr>
-        <w:t xml:space="preserve">, отправленные на электронную почту или через сообщения в </w:t>
-      </w:r>
-      <w:proofErr w:type="spellStart"/>
-      <w:r>
-        <w:rPr>
-          <w:rFonts w:ascii="Times New Roman" w:hAnsi="Times New Roman"/>
-          <w:sz w:val="20"/>
-          <w:szCs w:val="20"/>
-        </w:rPr>
-        <w:t>WhatsApp</w:t>
-      </w:r>
-      <w:proofErr w:type="spellEnd"/>
-      <w:r>
-        <w:rPr>
-          <w:rFonts w:ascii="Times New Roman" w:hAnsi="Times New Roman"/>
-          <w:sz w:val="20"/>
-          <w:szCs w:val="20"/>
-        </w:rPr>
-        <w:t>, имеют юридическую силу.</w:t>
+        <w:t xml:space="preserve"> Стороны признают, что подписание настоящего Договора и его приложений является их собственным волеизъявлением. Направленные письма, уведомления и претензии Сторон, а также их фото или сканкопии, отправленные на электронную почту или через сообщения в WhatsApp, имеют юридическую силу.</w:t>
       </w:r>
     </w:p>
     <w:p>
@@ -4166,24 +4032,12 @@
     </w:p>
     <w:p>
       <w:pPr>
-        <w:pStyle w:val="a9"/>
-        <w:ind w:firstLine="284"/>
-        <w:jc w:val="both"/>
-        <w:rPr>
-          <w:rFonts w:ascii="Times New Roman" w:hAnsi="Times New Roman" w:cs="Times New Roman"/>
-          <w:sz w:val="20"/>
-          <w:szCs w:val="20"/>
-          <w:lang w:eastAsia="ru-RU"/>
-        </w:rPr>
-      </w:pPr>
-    </w:p>
-    <w:p>
-      <w:pPr>
-        <w:pStyle w:val="a9"/>
-        <w:ind w:firstLine="284"/>
+        <w:pStyle w:val="NoSpacing"/>
+        <w:ind w:firstLine="402"/>
         <w:jc w:val="center"/>
         <w:rPr>
           <w:rFonts w:ascii="Times New Roman" w:hAnsi="Times New Roman" w:cs="Times New Roman"/>
+          <w:b/>
           <w:sz w:val="20"/>
           <w:szCs w:val="20"/>
           <w:lang w:eastAsia="ru-RU"/>
@@ -4209,6 +4063,19 @@
         </w:rPr>
         <w:t>АДРЕСА И РЕКВИЗИТЫ СТОРОН</w:t>
       </w:r>
+    </w:p>
+    <w:p>
+      <w:pPr>
+        <w:pStyle w:val="NoSpacing"/>
+        <w:ind w:firstLine="400"/>
+        <w:jc w:val="both"/>
+        <w:rPr>
+          <w:rFonts w:ascii="Times New Roman" w:hAnsi="Times New Roman" w:cs="Times New Roman"/>
+          <w:sz w:val="20"/>
+          <w:szCs w:val="20"/>
+          <w:lang w:eastAsia="ru-RU"/>
+        </w:rPr>
+      </w:pPr>
     </w:p>
     <w:tbl>
       <w:tblPr>
@@ -4235,8 +4102,8 @@
           </w:tcPr>
           <w:p>
             <w:pPr>
-              <w:pStyle w:val="a9"/>
-              <w:ind w:firstLine="284"/>
+              <w:pStyle w:val="NoSpacing"/>
+              <w:ind w:firstLine="402"/>
               <w:jc w:val="both"/>
               <w:rPr>
                 <w:rFonts w:ascii="Times New Roman" w:hAnsi="Times New Roman" w:cs="Times New Roman"/>
@@ -4264,8 +4131,8 @@
           </w:tcPr>
           <w:p>
             <w:pPr>
-              <w:pStyle w:val="a9"/>
-              <w:ind w:firstLine="284"/>
+              <w:pStyle w:val="NoSpacing"/>
+              <w:ind w:firstLine="400"/>
               <w:jc w:val="both"/>
               <w:rPr>
                 <w:rFonts w:ascii="Times New Roman" w:hAnsi="Times New Roman" w:cs="Times New Roman"/>
@@ -4298,10 +4165,246 @@
         </w:tc>
       </w:tr>
     </w:tbl>
-    <w:p>
-      <w:pPr>
-        <w:pStyle w:val="a9"/>
-        <w:jc w:val="both"/>
+    <w:tbl>
+      <w:tblPr>
+        <w:tblpPr w:leftFromText="180" w:rightFromText="180" w:vertAnchor="text" w:horzAnchor="page" w:tblpX="5521" w:tblpY="18"/>
+        <w:tblW w:w="4863" w:type="dxa"/>
+        <w:tblLook w:val="04A0" w:firstRow="1" w:lastRow="0" w:firstColumn="1" w:lastColumn="0" w:noHBand="0" w:noVBand="1"/>
+      </w:tblPr>
+      <w:tblGrid>
+        <w:gridCol w:w="1101"/>
+        <w:gridCol w:w="3762"/>
+      </w:tblGrid>
+      <w:tr>
+        <w:trPr>
+          <w:trHeight w:val="315"/>
+        </w:trPr>
+        <w:tc>
+          <w:tcPr>
+            <w:tcW w:w="1101" w:type="dxa"/>
+          </w:tcPr>
+          <w:p>
+            <w:pPr>
+              <w:jc w:val="center"/>
+              <w:rPr>
+                <w:rFonts w:ascii="Times New Roman" w:eastAsia="Calibri" w:hAnsi="Times New Roman" w:cs="Times New Roman"/>
+                <w:sz w:val="24"/>
+                <w:szCs w:val="24"/>
+                <w:lang w:val="ru-RU" w:eastAsia="en-US"/>
+              </w:rPr>
+            </w:pPr>
+            <w:r>
+              <w:rPr>
+                <w:rFonts w:ascii="Times New Roman" w:hAnsi="Times New Roman" w:cs="Times New Roman"/>
+              </w:rPr>
+              <w:t>ФИО:</w:t>
+            </w:r>
+          </w:p>
+        </w:tc>
+        <w:tc>
+          <w:tcPr>
+            <w:tcW w:w="3762" w:type="dxa"/>
+          </w:tcPr>
+          <w:p>
+            <w:pPr>
+              <w:rPr>
+                <w:rFonts w:ascii="Times New Roman" w:eastAsia="Calibri" w:hAnsi="Times New Roman" w:cs="Times New Roman"/>
+                <w:sz w:val="24"/>
+                <w:szCs w:val="24"/>
+                <w:lang w:val="ru-RU" w:eastAsia="en-US"/>
+              </w:rPr>
+            </w:pPr>
+            <w:r>
+              <w:rPr>
+                <w:rFonts w:ascii="Times New Roman" w:hAnsi="Times New Roman" w:cs="Times New Roman"/>
+              </w:rPr>
+              <w:t>{{CLIENT_FULL_NAME}}</w:t>
+            </w:r>
+          </w:p>
+        </w:tc>
+      </w:tr>
+      <w:tr>
+        <w:trPr>
+          <w:trHeight w:val="315"/>
+        </w:trPr>
+        <w:tc>
+          <w:tcPr>
+            <w:tcW w:w="1101" w:type="dxa"/>
+          </w:tcPr>
+          <w:p>
+            <w:pPr>
+              <w:tabs>
+                <w:tab w:val="right" w:pos="3399"/>
+              </w:tabs>
+              <w:jc w:val="center"/>
+              <w:rPr>
+                <w:rFonts w:ascii="Times New Roman" w:eastAsia="Calibri" w:hAnsi="Times New Roman" w:cs="Times New Roman"/>
+                <w:lang w:eastAsia="en-US"/>
+              </w:rPr>
+            </w:pPr>
+            <w:r>
+              <w:rPr>
+                <w:rFonts w:ascii="Times New Roman" w:hAnsi="Times New Roman" w:cs="Times New Roman"/>
+              </w:rPr>
+              <w:t>ИИН:</w:t>
+            </w:r>
+          </w:p>
+        </w:tc>
+        <w:tc>
+          <w:tcPr>
+            <w:tcW w:w="3762" w:type="dxa"/>
+          </w:tcPr>
+          <w:p>
+            <w:pPr>
+              <w:rPr>
+                <w:rFonts w:ascii="Times New Roman" w:eastAsia="Calibri" w:hAnsi="Times New Roman" w:cs="Times New Roman"/>
+                <w:sz w:val="16"/>
+                <w:szCs w:val="16"/>
+                <w:lang w:val="ru-RU" w:eastAsia="en-US"/>
+              </w:rPr>
+            </w:pPr>
+            <w:r>
+              <w:rPr>
+                <w:rFonts w:ascii="Times New Roman" w:hAnsi="Times New Roman" w:cs="Times New Roman"/>
+              </w:rPr>
+              <w:t>{{CLIENT_IIN}}</w:t>
+            </w:r>
+          </w:p>
+        </w:tc>
+      </w:tr>
+      <w:tr>
+        <w:trPr>
+          <w:trHeight w:val="337"/>
+        </w:trPr>
+        <w:tc>
+          <w:tcPr>
+            <w:tcW w:w="1101" w:type="dxa"/>
+          </w:tcPr>
+          <w:p>
+            <w:pPr>
+              <w:tabs>
+                <w:tab w:val="right" w:pos="3399"/>
+              </w:tabs>
+              <w:jc w:val="center"/>
+              <w:rPr>
+                <w:rFonts w:ascii="Times New Roman" w:eastAsia="Calibri" w:hAnsi="Times New Roman" w:cs="Times New Roman"/>
+                <w:lang w:val="ru-RU" w:eastAsia="en-US"/>
+              </w:rPr>
+            </w:pPr>
+            <w:proofErr w:type="spellStart"/>
+            <w:r>
+              <w:rPr>
+                <w:rFonts w:ascii="Times New Roman" w:hAnsi="Times New Roman" w:cs="Times New Roman"/>
+              </w:rPr>
+              <w:t>Адрес</w:t>
+            </w:r>
+            <w:proofErr w:type="spellEnd"/>
+            <w:r>
+              <w:rPr>
+                <w:rFonts w:ascii="Times New Roman" w:hAnsi="Times New Roman" w:cs="Times New Roman"/>
+              </w:rPr>
+              <w:t>:</w:t>
+            </w:r>
+          </w:p>
+        </w:tc>
+        <w:tc>
+          <w:tcPr>
+            <w:tcW w:w="3762" w:type="dxa"/>
+          </w:tcPr>
+          <w:p>
+            <w:pPr>
+              <w:rPr>
+                <w:rFonts w:ascii="Times New Roman" w:eastAsia="Calibri" w:hAnsi="Times New Roman" w:cs="Times New Roman"/>
+                <w:sz w:val="16"/>
+                <w:szCs w:val="16"/>
+                <w:lang w:val="ru-RU" w:eastAsia="en-US"/>
+              </w:rPr>
+            </w:pPr>
+            <w:r>
+              <w:rPr>
+                <w:rFonts w:ascii="Times New Roman" w:hAnsi="Times New Roman" w:cs="Times New Roman"/>
+              </w:rPr>
+              <w:t>{{CLIENT_ADDRESS}}</w:t>
+            </w:r>
+          </w:p>
+        </w:tc>
+      </w:tr>
+      <w:tr>
+        <w:trPr>
+          <w:trHeight w:val="58"/>
+        </w:trPr>
+        <w:tc>
+          <w:tcPr>
+            <w:tcW w:w="1101" w:type="dxa"/>
+          </w:tcPr>
+          <w:p>
+            <w:pPr>
+              <w:tabs>
+                <w:tab w:val="right" w:pos="3399"/>
+              </w:tabs>
+              <w:jc w:val="center"/>
+              <w:rPr>
+                <w:rFonts w:ascii="Times New Roman" w:eastAsia="Calibri" w:hAnsi="Times New Roman" w:cs="Times New Roman"/>
+                <w:lang w:val="ru-RU" w:eastAsia="en-US"/>
+              </w:rPr>
+            </w:pPr>
+            <w:proofErr w:type="spellStart"/>
+            <w:r>
+              <w:rPr>
+                <w:rFonts w:ascii="Times New Roman" w:hAnsi="Times New Roman" w:cs="Times New Roman"/>
+              </w:rPr>
+              <w:t>Тел</w:t>
+            </w:r>
+            <w:proofErr w:type="spellEnd"/>
+            <w:r>
+              <w:rPr>
+                <w:rFonts w:ascii="Times New Roman" w:hAnsi="Times New Roman" w:cs="Times New Roman"/>
+              </w:rPr>
+              <w:t>:</w:t>
+            </w:r>
+          </w:p>
+        </w:tc>
+        <w:tc>
+          <w:tcPr>
+            <w:tcW w:w="3762" w:type="dxa"/>
+          </w:tcPr>
+          <w:p>
+            <w:pPr>
+              <w:pStyle w:val="NoSpacing"/>
+              <w:rPr>
+                <w:rFonts w:ascii="Times New Roman" w:hAnsi="Times New Roman" w:cs="Times New Roman"/>
+                <w:sz w:val="20"/>
+                <w:szCs w:val="20"/>
+                <w:lang w:val="en-US"/>
+              </w:rPr>
+            </w:pPr>
+            <w:r>
+              <w:rPr>
+                <w:rFonts w:ascii="Times New Roman" w:hAnsi="Times New Roman" w:cs="Times New Roman"/>
+                <w:sz w:val="20"/>
+                <w:szCs w:val="20"/>
+                <w:lang w:val="en-US"/>
+              </w:rPr>
+              <w:t>{{CLIENT_PHONE}}</w:t>
+            </w:r>
+          </w:p>
+          <w:p>
+            <w:pPr>
+              <w:jc w:val="center"/>
+              <w:rPr>
+                <w:rFonts w:ascii="Times New Roman" w:eastAsia="Calibri" w:hAnsi="Times New Roman" w:cs="Times New Roman"/>
+                <w:sz w:val="16"/>
+                <w:szCs w:val="16"/>
+                <w:lang w:val="ru-RU" w:eastAsia="en-US"/>
+              </w:rPr>
+            </w:pPr>
+          </w:p>
+        </w:tc>
+      </w:tr>
+    </w:tbl>
+    <w:p>
+      <w:pPr>
+        <w:pStyle w:val="NoSpacing"/>
         <w:rPr>
           <w:rFonts w:ascii="Times New Roman" w:hAnsi="Times New Roman" w:cs="Times New Roman"/>
           <w:sz w:val="20"/>
@@ -4408,13 +4511,51 @@
         <w:tab/>
         <w:t xml:space="preserve"> </w:t>
       </w:r>
-      <w:r>
+    </w:p>
+    <w:p>
+      <w:pPr>
+        <w:pStyle w:val="NoSpacing"/>
+        <w:jc w:val="both"/>
         <w:rPr>
           <w:rFonts w:ascii="Times New Roman" w:hAnsi="Times New Roman" w:cs="Times New Roman"/>
           <w:sz w:val="20"/>
           <w:szCs w:val="20"/>
           <w:lang w:val="en-US"/>
         </w:rPr>
+      </w:pPr>
+      <w:r>
+        <w:rPr>
+          <w:rFonts w:ascii="Times New Roman" w:hAnsi="Times New Roman" w:cs="Times New Roman"/>
+          <w:sz w:val="20"/>
+          <w:szCs w:val="20"/>
+        </w:rPr>
+        <w:t>БИН</w:t>
+      </w:r>
+      <w:r>
+        <w:rPr>
+          <w:rFonts w:ascii="Times New Roman" w:hAnsi="Times New Roman" w:cs="Times New Roman"/>
+          <w:sz w:val="20"/>
+          <w:szCs w:val="20"/>
+          <w:lang w:val="en-US"/>
+        </w:rPr>
+        <w:t xml:space="preserve">: </w:t>
+      </w:r>
+      <w:r>
+        <w:rPr>
+          <w:rFonts w:ascii="Times New Roman" w:hAnsi="Times New Roman" w:cs="Times New Roman"/>
+          <w:sz w:val="20"/>
+          <w:szCs w:val="20"/>
+          <w:lang w:val="en-US" w:eastAsia="ru-RU"/>
+        </w:rPr>
+        <w:t>231040015205</w:t>
+      </w:r>
+      <w:r>
+        <w:rPr>
+          <w:rFonts w:ascii="Times New Roman" w:hAnsi="Times New Roman" w:cs="Times New Roman"/>
+          <w:sz w:val="20"/>
+          <w:szCs w:val="20"/>
+          <w:lang w:val="en-US"/>
+        </w:rPr>
         <w:tab/>
       </w:r>
       <w:r>
@@ -4422,26 +4563,230 @@
           <w:rFonts w:ascii="Times New Roman" w:hAnsi="Times New Roman" w:cs="Times New Roman"/>
           <w:sz w:val="20"/>
           <w:szCs w:val="20"/>
-        </w:rPr>
-        <w:t>ФИО</w:t>
-      </w:r>
-      <w:r>
-        <w:rPr>
-          <w:rFonts w:ascii="Times New Roman" w:hAnsi="Times New Roman" w:cs="Times New Roman"/>
-          <w:sz w:val="20"/>
-          <w:szCs w:val="20"/>
           <w:lang w:val="en-US"/>
         </w:rPr>
+        <w:tab/>
+      </w:r>
+      <w:r>
+        <w:rPr>
+          <w:rFonts w:ascii="Times New Roman" w:hAnsi="Times New Roman" w:cs="Times New Roman"/>
+          <w:sz w:val="20"/>
+          <w:szCs w:val="20"/>
+          <w:lang w:val="en-US"/>
+        </w:rPr>
+        <w:tab/>
+      </w:r>
+    </w:p>
+    <w:p>
+      <w:pPr>
+        <w:pStyle w:val="NoSpacing"/>
+        <w:rPr>
+          <w:rFonts w:ascii="Times New Roman" w:hAnsi="Times New Roman" w:cs="Times New Roman"/>
+          <w:sz w:val="20"/>
+          <w:szCs w:val="20"/>
+          <w:lang w:val="en-US"/>
+        </w:rPr>
+      </w:pPr>
+      <w:r>
+        <w:rPr>
+          <w:rFonts w:ascii="Times New Roman" w:hAnsi="Times New Roman" w:cs="Times New Roman"/>
+          <w:sz w:val="20"/>
+          <w:szCs w:val="20"/>
+        </w:rPr>
+        <w:t>Адрес</w:t>
+      </w:r>
+      <w:r>
+        <w:rPr>
+          <w:rFonts w:ascii="Times New Roman" w:hAnsi="Times New Roman" w:cs="Times New Roman"/>
+          <w:sz w:val="20"/>
+          <w:szCs w:val="20"/>
+          <w:lang w:val="en-US"/>
+        </w:rPr>
+        <w:t xml:space="preserve">: 160012,  </w:t>
+      </w:r>
+      <w:r>
+        <w:rPr>
+          <w:rFonts w:ascii="Times New Roman" w:hAnsi="Times New Roman" w:cs="Times New Roman"/>
+          <w:sz w:val="20"/>
+          <w:szCs w:val="20"/>
+        </w:rPr>
+        <w:t>г</w:t>
+      </w:r>
+      <w:r>
+        <w:rPr>
+          <w:rFonts w:ascii="Times New Roman" w:hAnsi="Times New Roman" w:cs="Times New Roman"/>
+          <w:sz w:val="20"/>
+          <w:szCs w:val="20"/>
+          <w:lang w:val="en-US"/>
+        </w:rPr>
+        <w:t xml:space="preserve">. </w:t>
+      </w:r>
+      <w:r>
+        <w:rPr>
+          <w:rFonts w:ascii="Times New Roman" w:hAnsi="Times New Roman" w:cs="Times New Roman"/>
+          <w:sz w:val="20"/>
+          <w:szCs w:val="20"/>
+        </w:rPr>
+        <w:t>Шымкент</w:t>
+      </w:r>
+      <w:r>
+        <w:rPr>
+          <w:rFonts w:ascii="Times New Roman" w:hAnsi="Times New Roman" w:cs="Times New Roman"/>
+          <w:sz w:val="20"/>
+          <w:szCs w:val="20"/>
+          <w:lang w:val="en-US"/>
+        </w:rPr>
+        <w:t>,</w:t>
+      </w:r>
+      <w:r>
+        <w:rPr>
+          <w:rFonts w:ascii="Times New Roman" w:hAnsi="Times New Roman" w:cs="Times New Roman"/>
+          <w:sz w:val="20"/>
+          <w:szCs w:val="20"/>
+          <w:lang w:val="en-US"/>
+        </w:rPr>
+        <w:tab/>
+      </w:r>
+      <w:r>
+        <w:rPr>
+          <w:rFonts w:ascii="Times New Roman" w:hAnsi="Times New Roman" w:cs="Times New Roman"/>
+          <w:sz w:val="20"/>
+          <w:szCs w:val="20"/>
+          <w:lang w:val="en-US"/>
+        </w:rPr>
+        <w:tab/>
+      </w:r>
+      <w:r>
+        <w:rPr>
+          <w:rFonts w:ascii="Times New Roman" w:hAnsi="Times New Roman" w:cs="Times New Roman"/>
+          <w:sz w:val="20"/>
+          <w:szCs w:val="20"/>
+          <w:lang w:val="en-US"/>
+        </w:rPr>
+        <w:tab/>
+      </w:r>
+      <w:r>
+        <w:rPr>
+          <w:rFonts w:ascii="Times New Roman" w:hAnsi="Times New Roman" w:cs="Times New Roman"/>
+          <w:sz w:val="20"/>
+          <w:szCs w:val="20"/>
+          <w:lang w:val="en-US"/>
+        </w:rPr>
+        <w:tab/>
+      </w:r>
+    </w:p>
+    <w:p>
+      <w:pPr>
+        <w:pStyle w:val="NoSpacing"/>
+        <w:jc w:val="both"/>
+        <w:rPr>
+          <w:rFonts w:ascii="Times New Roman" w:hAnsi="Times New Roman" w:cs="Times New Roman"/>
+          <w:sz w:val="20"/>
+          <w:szCs w:val="20"/>
+        </w:rPr>
+      </w:pPr>
+      <w:r>
+        <w:rPr>
+          <w:rFonts w:ascii="Times New Roman" w:hAnsi="Times New Roman" w:cs="Times New Roman"/>
+          <w:sz w:val="20"/>
+          <w:szCs w:val="20"/>
+        </w:rPr>
+        <w:t>Туранский район, ул. Желтоксан 12</w:t>
+      </w:r>
+    </w:p>
+    <w:p>
+      <w:pPr>
+        <w:pStyle w:val="NoSpacing"/>
+        <w:rPr>
+          <w:rFonts w:ascii="Times New Roman" w:hAnsi="Times New Roman" w:cs="Times New Roman"/>
+          <w:sz w:val="20"/>
+          <w:szCs w:val="20"/>
+        </w:rPr>
+      </w:pPr>
+      <w:r>
+        <w:rPr>
+          <w:rFonts w:ascii="Times New Roman" w:hAnsi="Times New Roman" w:cs="Times New Roman"/>
+          <w:sz w:val="20"/>
+          <w:szCs w:val="20"/>
+        </w:rPr>
+        <w:t>Название банка: АО "</w:t>
+      </w:r>
+      <w:r>
+        <w:rPr>
+          <w:rFonts w:ascii="Times New Roman" w:hAnsi="Times New Roman" w:cs="Times New Roman"/>
+          <w:sz w:val="20"/>
+          <w:szCs w:val="20"/>
+          <w:lang w:val="en-US"/>
+        </w:rPr>
+        <w:t>Kaspi</w:t>
+      </w:r>
+      <w:r>
+        <w:rPr>
+          <w:rFonts w:ascii="Times New Roman" w:hAnsi="Times New Roman" w:cs="Times New Roman"/>
+          <w:sz w:val="20"/>
+          <w:szCs w:val="20"/>
+        </w:rPr>
         <w:t xml:space="preserve"> </w:t>
       </w:r>
       <w:r>
         <w:rPr>
           <w:rFonts w:ascii="Times New Roman" w:hAnsi="Times New Roman" w:cs="Times New Roman"/>
-          <w:sz w:val="24"/>
-          <w:szCs w:val="24"/>
+          <w:sz w:val="20"/>
+          <w:szCs w:val="20"/>
           <w:lang w:val="en-US"/>
         </w:rPr>
-        <w:t>{{CLIENT_FULL_NAME}}</w:t>
+        <w:t>Bank</w:t>
+      </w:r>
+      <w:r>
+        <w:rPr>
+          <w:rFonts w:ascii="Times New Roman" w:hAnsi="Times New Roman" w:cs="Times New Roman"/>
+          <w:sz w:val="20"/>
+          <w:szCs w:val="20"/>
+        </w:rPr>
+        <w:t xml:space="preserve">" </w:t>
+      </w:r>
+      <w:r>
+        <w:rPr>
+          <w:rFonts w:ascii="Times New Roman" w:hAnsi="Times New Roman" w:cs="Times New Roman"/>
+          <w:sz w:val="20"/>
+          <w:szCs w:val="20"/>
+        </w:rPr>
+        <w:tab/>
+      </w:r>
+      <w:r>
+        <w:rPr>
+          <w:rFonts w:ascii="Times New Roman" w:hAnsi="Times New Roman" w:cs="Times New Roman"/>
+          <w:sz w:val="20"/>
+          <w:szCs w:val="20"/>
+        </w:rPr>
+        <w:tab/>
+      </w:r>
+      <w:r>
+        <w:rPr>
+          <w:rFonts w:ascii="Times New Roman" w:hAnsi="Times New Roman" w:cs="Times New Roman"/>
+          <w:sz w:val="20"/>
+          <w:szCs w:val="20"/>
+        </w:rPr>
+        <w:tab/>
+      </w:r>
+    </w:p>
+    <w:p>
+      <w:pPr>
+        <w:pStyle w:val="NoSpacing"/>
+        <w:jc w:val="both"/>
+        <w:rPr>
+          <w:rFonts w:ascii="Times New Roman" w:hAnsi="Times New Roman" w:cs="Times New Roman"/>
+          <w:sz w:val="20"/>
+          <w:szCs w:val="20"/>
+        </w:rPr>
+      </w:pPr>
+      <w:r>
+        <w:rPr>
+          <w:rFonts w:ascii="Times New Roman" w:hAnsi="Times New Roman" w:cs="Times New Roman"/>
+          <w:sz w:val="20"/>
+          <w:szCs w:val="20"/>
+        </w:rPr>
+        <w:t xml:space="preserve">БИК: </w:t>
       </w:r>
       <w:r>
         <w:rPr>
@@ -4450,456 +4795,6 @@
           <w:szCs w:val="20"/>
           <w:lang w:val="en-US"/>
         </w:rPr>
-        <w:t xml:space="preserve"> </w:t>
-      </w:r>
-    </w:p>
-    <w:p>
-      <w:pPr>
-        <w:pStyle w:val="a9"/>
-        <w:jc w:val="both"/>
-        <w:rPr>
-          <w:rFonts w:ascii="Times New Roman" w:hAnsi="Times New Roman" w:cs="Times New Roman"/>
-          <w:sz w:val="20"/>
-          <w:szCs w:val="20"/>
-          <w:lang w:val="en-US"/>
-        </w:rPr>
-      </w:pPr>
-      <w:r>
-        <w:rPr>
-          <w:rFonts w:ascii="Times New Roman" w:hAnsi="Times New Roman" w:cs="Times New Roman"/>
-          <w:sz w:val="20"/>
-          <w:szCs w:val="20"/>
-        </w:rPr>
-        <w:t>БИН</w:t>
-      </w:r>
-      <w:r>
-        <w:rPr>
-          <w:rFonts w:ascii="Times New Roman" w:hAnsi="Times New Roman" w:cs="Times New Roman"/>
-          <w:sz w:val="20"/>
-          <w:szCs w:val="20"/>
-          <w:lang w:val="en-US"/>
-        </w:rPr>
-        <w:t xml:space="preserve">: </w:t>
-      </w:r>
-      <w:r>
-        <w:rPr>
-          <w:rFonts w:ascii="Times New Roman" w:hAnsi="Times New Roman" w:cs="Times New Roman"/>
-          <w:bCs/>
-          <w:sz w:val="20"/>
-          <w:szCs w:val="20"/>
-          <w:lang w:val="en-US" w:eastAsia="ru-RU"/>
-        </w:rPr>
-        <w:t>231040015205</w:t>
-      </w:r>
-      <w:r>
-        <w:rPr>
-          <w:rFonts w:ascii="Times New Roman" w:hAnsi="Times New Roman" w:cs="Times New Roman"/>
-          <w:sz w:val="20"/>
-          <w:szCs w:val="20"/>
-          <w:lang w:val="en-US"/>
-        </w:rPr>
-        <w:tab/>
-      </w:r>
-      <w:r>
-        <w:rPr>
-          <w:rFonts w:ascii="Times New Roman" w:hAnsi="Times New Roman" w:cs="Times New Roman"/>
-          <w:sz w:val="20"/>
-          <w:szCs w:val="20"/>
-          <w:lang w:val="en-US"/>
-        </w:rPr>
-        <w:tab/>
-      </w:r>
-      <w:r>
-        <w:rPr>
-          <w:rFonts w:ascii="Times New Roman" w:hAnsi="Times New Roman" w:cs="Times New Roman"/>
-          <w:sz w:val="20"/>
-          <w:szCs w:val="20"/>
-          <w:lang w:val="en-US"/>
-        </w:rPr>
-        <w:tab/>
-      </w:r>
-    </w:p>
-    <w:p>
-      <w:pPr>
-        <w:pStyle w:val="a9"/>
-        <w:jc w:val="both"/>
-        <w:rPr>
-          <w:rFonts w:ascii="Times New Roman" w:hAnsi="Times New Roman" w:cs="Times New Roman"/>
-          <w:sz w:val="20"/>
-          <w:szCs w:val="20"/>
-          <w:lang w:val="en-US"/>
-        </w:rPr>
-      </w:pPr>
-      <w:r>
-        <w:rPr>
-          <w:rFonts w:ascii="Times New Roman" w:hAnsi="Times New Roman" w:cs="Times New Roman"/>
-          <w:sz w:val="20"/>
-          <w:szCs w:val="20"/>
-        </w:rPr>
-        <w:t>Адрес</w:t>
-      </w:r>
-      <w:r>
-        <w:rPr>
-          <w:rFonts w:ascii="Times New Roman" w:hAnsi="Times New Roman" w:cs="Times New Roman"/>
-          <w:sz w:val="20"/>
-          <w:szCs w:val="20"/>
-          <w:lang w:val="en-US"/>
-        </w:rPr>
-        <w:t xml:space="preserve">: </w:t>
-      </w:r>
-      <w:proofErr w:type="gramStart"/>
-      <w:r>
-        <w:rPr>
-          <w:rFonts w:ascii="Times New Roman" w:hAnsi="Times New Roman" w:cs="Times New Roman"/>
-          <w:sz w:val="20"/>
-          <w:szCs w:val="20"/>
-          <w:lang w:val="en-US"/>
-        </w:rPr>
-        <w:t xml:space="preserve">160012,  </w:t>
-      </w:r>
-      <w:r>
-        <w:rPr>
-          <w:rFonts w:ascii="Times New Roman" w:hAnsi="Times New Roman" w:cs="Times New Roman"/>
-          <w:sz w:val="20"/>
-          <w:szCs w:val="20"/>
-        </w:rPr>
-        <w:t>г</w:t>
-      </w:r>
-      <w:r>
-        <w:rPr>
-          <w:rFonts w:ascii="Times New Roman" w:hAnsi="Times New Roman" w:cs="Times New Roman"/>
-          <w:sz w:val="20"/>
-          <w:szCs w:val="20"/>
-          <w:lang w:val="en-US"/>
-        </w:rPr>
-        <w:t>.</w:t>
-      </w:r>
-      <w:proofErr w:type="gramEnd"/>
-      <w:r>
-        <w:rPr>
-          <w:rFonts w:ascii="Times New Roman" w:hAnsi="Times New Roman" w:cs="Times New Roman"/>
-          <w:sz w:val="20"/>
-          <w:szCs w:val="20"/>
-          <w:lang w:val="en-US"/>
-        </w:rPr>
-        <w:t xml:space="preserve"> </w:t>
-      </w:r>
-      <w:r>
-        <w:rPr>
-          <w:rFonts w:ascii="Times New Roman" w:hAnsi="Times New Roman" w:cs="Times New Roman"/>
-          <w:sz w:val="20"/>
-          <w:szCs w:val="20"/>
-        </w:rPr>
-        <w:t>Шымкент</w:t>
-      </w:r>
-      <w:r>
-        <w:rPr>
-          <w:rFonts w:ascii="Times New Roman" w:hAnsi="Times New Roman" w:cs="Times New Roman"/>
-          <w:sz w:val="20"/>
-          <w:szCs w:val="20"/>
-          <w:lang w:val="en-US"/>
-        </w:rPr>
-        <w:t>,</w:t>
-      </w:r>
-      <w:r>
-        <w:rPr>
-          <w:rFonts w:ascii="Times New Roman" w:hAnsi="Times New Roman" w:cs="Times New Roman"/>
-          <w:sz w:val="20"/>
-          <w:szCs w:val="20"/>
-          <w:lang w:val="en-US"/>
-        </w:rPr>
-        <w:tab/>
-      </w:r>
-      <w:r>
-        <w:rPr>
-          <w:rFonts w:ascii="Times New Roman" w:hAnsi="Times New Roman" w:cs="Times New Roman"/>
-          <w:sz w:val="20"/>
-          <w:szCs w:val="20"/>
-          <w:lang w:val="en-US"/>
-        </w:rPr>
-        <w:tab/>
-      </w:r>
-      <w:r>
-        <w:rPr>
-          <w:rFonts w:ascii="Times New Roman" w:hAnsi="Times New Roman" w:cs="Times New Roman"/>
-          <w:sz w:val="20"/>
-          <w:szCs w:val="20"/>
-          <w:lang w:val="en-US"/>
-        </w:rPr>
-        <w:tab/>
-      </w:r>
-      <w:r>
-        <w:rPr>
-          <w:rFonts w:ascii="Times New Roman" w:hAnsi="Times New Roman" w:cs="Times New Roman"/>
-          <w:sz w:val="20"/>
-          <w:szCs w:val="20"/>
-          <w:lang w:val="en-US"/>
-        </w:rPr>
-        <w:tab/>
-      </w:r>
-      <w:r>
-        <w:rPr>
-          <w:rFonts w:ascii="Times New Roman" w:hAnsi="Times New Roman" w:cs="Times New Roman"/>
-          <w:sz w:val="20"/>
-          <w:szCs w:val="20"/>
-          <w:lang w:val="en-US"/>
-        </w:rPr>
-        <w:tab/>
-      </w:r>
-      <w:r>
-        <w:rPr>
-          <w:rFonts w:ascii="Times New Roman" w:hAnsi="Times New Roman" w:cs="Times New Roman"/>
-          <w:sz w:val="20"/>
-          <w:szCs w:val="20"/>
-        </w:rPr>
-        <w:t>ИИН</w:t>
-      </w:r>
-      <w:r>
-        <w:rPr>
-          <w:rFonts w:ascii="Times New Roman" w:hAnsi="Times New Roman" w:cs="Times New Roman"/>
-          <w:sz w:val="20"/>
-          <w:szCs w:val="20"/>
-          <w:lang w:val="en-US"/>
-        </w:rPr>
-        <w:t xml:space="preserve">: </w:t>
-      </w:r>
-      <w:r>
-        <w:rPr>
-          <w:rFonts w:ascii="Times New Roman" w:hAnsi="Times New Roman" w:cs="Times New Roman"/>
-          <w:sz w:val="24"/>
-          <w:szCs w:val="24"/>
-          <w:lang w:val="en-US"/>
-        </w:rPr>
-        <w:t>{{</w:t>
-      </w:r>
-      <w:r>
-        <w:rPr>
-          <w:rFonts w:ascii="Times New Roman" w:hAnsi="Times New Roman" w:cs="Times New Roman"/>
-          <w:sz w:val="24"/>
-          <w:szCs w:val="24"/>
-          <w:lang w:val="en-US"/>
-        </w:rPr>
-        <w:t>CLIENT</w:t>
-      </w:r>
-      <w:r>
-        <w:rPr>
-          <w:rFonts w:ascii="Times New Roman" w:hAnsi="Times New Roman" w:cs="Times New Roman"/>
-          <w:sz w:val="24"/>
-          <w:szCs w:val="24"/>
-          <w:lang w:val="en-US"/>
-        </w:rPr>
-        <w:t>_</w:t>
-      </w:r>
-      <w:r>
-        <w:rPr>
-          <w:rFonts w:ascii="Times New Roman" w:hAnsi="Times New Roman" w:cs="Times New Roman"/>
-          <w:sz w:val="24"/>
-          <w:szCs w:val="24"/>
-          <w:lang w:val="en-US"/>
-        </w:rPr>
-        <w:t>IIN</w:t>
-      </w:r>
-      <w:r>
-        <w:rPr>
-          <w:rFonts w:ascii="Times New Roman" w:hAnsi="Times New Roman" w:cs="Times New Roman"/>
-          <w:sz w:val="24"/>
-          <w:szCs w:val="24"/>
-          <w:lang w:val="en-US"/>
-        </w:rPr>
-        <w:t>}}</w:t>
-      </w:r>
-    </w:p>
-    <w:p>
-      <w:pPr>
-        <w:pStyle w:val="a9"/>
-        <w:jc w:val="both"/>
-        <w:rPr>
-          <w:rFonts w:ascii="Times New Roman" w:hAnsi="Times New Roman" w:cs="Times New Roman"/>
-          <w:sz w:val="20"/>
-          <w:szCs w:val="20"/>
-        </w:rPr>
-      </w:pPr>
-      <w:r>
-        <w:rPr>
-          <w:rFonts w:ascii="Times New Roman" w:hAnsi="Times New Roman" w:cs="Times New Roman"/>
-          <w:sz w:val="20"/>
-          <w:szCs w:val="20"/>
-        </w:rPr>
-        <w:t xml:space="preserve">Туранский район, ул. </w:t>
-      </w:r>
-      <w:proofErr w:type="spellStart"/>
-      <w:r>
-        <w:rPr>
-          <w:rFonts w:ascii="Times New Roman" w:hAnsi="Times New Roman" w:cs="Times New Roman"/>
-          <w:sz w:val="20"/>
-          <w:szCs w:val="20"/>
-        </w:rPr>
-        <w:t>Желтоксан</w:t>
-      </w:r>
-      <w:proofErr w:type="spellEnd"/>
-      <w:r>
-        <w:rPr>
-          <w:rFonts w:ascii="Times New Roman" w:hAnsi="Times New Roman" w:cs="Times New Roman"/>
-          <w:sz w:val="20"/>
-          <w:szCs w:val="20"/>
-        </w:rPr>
-        <w:t xml:space="preserve"> 12</w:t>
-      </w:r>
-    </w:p>
-    <w:p>
-      <w:pPr>
-        <w:pStyle w:val="a9"/>
-        <w:jc w:val="both"/>
-        <w:rPr>
-          <w:rFonts w:ascii="Times New Roman" w:hAnsi="Times New Roman" w:cs="Times New Roman"/>
-          <w:sz w:val="20"/>
-          <w:szCs w:val="20"/>
-        </w:rPr>
-      </w:pPr>
-      <w:r>
-        <w:rPr>
-          <w:rFonts w:ascii="Times New Roman" w:hAnsi="Times New Roman" w:cs="Times New Roman"/>
-          <w:sz w:val="20"/>
-          <w:szCs w:val="20"/>
-        </w:rPr>
-        <w:t>Название банка: АО "</w:t>
-      </w:r>
-      <w:r>
-        <w:rPr>
-          <w:rFonts w:ascii="Times New Roman" w:hAnsi="Times New Roman" w:cs="Times New Roman"/>
-          <w:sz w:val="20"/>
-          <w:szCs w:val="20"/>
-          <w:lang w:val="en-US"/>
-        </w:rPr>
-        <w:t>Kaspi</w:t>
-      </w:r>
-      <w:r>
-        <w:rPr>
-          <w:rFonts w:ascii="Times New Roman" w:hAnsi="Times New Roman" w:cs="Times New Roman"/>
-          <w:sz w:val="20"/>
-          <w:szCs w:val="20"/>
-        </w:rPr>
-        <w:t xml:space="preserve"> </w:t>
-      </w:r>
-      <w:r>
-        <w:rPr>
-          <w:rFonts w:ascii="Times New Roman" w:hAnsi="Times New Roman" w:cs="Times New Roman"/>
-          <w:sz w:val="20"/>
-          <w:szCs w:val="20"/>
-          <w:lang w:val="en-US"/>
-        </w:rPr>
-        <w:t>Bank</w:t>
-      </w:r>
-      <w:r>
-        <w:rPr>
-          <w:rFonts w:ascii="Times New Roman" w:hAnsi="Times New Roman" w:cs="Times New Roman"/>
-          <w:sz w:val="20"/>
-          <w:szCs w:val="20"/>
-        </w:rPr>
-        <w:t xml:space="preserve">" </w:t>
-      </w:r>
-      <w:r>
-        <w:rPr>
-          <w:rFonts w:ascii="Times New Roman" w:hAnsi="Times New Roman" w:cs="Times New Roman"/>
-          <w:sz w:val="20"/>
-          <w:szCs w:val="20"/>
-        </w:rPr>
-        <w:tab/>
-      </w:r>
-      <w:r>
-        <w:rPr>
-          <w:rFonts w:ascii="Times New Roman" w:hAnsi="Times New Roman" w:cs="Times New Roman"/>
-          <w:sz w:val="20"/>
-          <w:szCs w:val="20"/>
-        </w:rPr>
-        <w:tab/>
-      </w:r>
-      <w:r>
-        <w:rPr>
-          <w:rFonts w:ascii="Times New Roman" w:hAnsi="Times New Roman" w:cs="Times New Roman"/>
-          <w:sz w:val="20"/>
-          <w:szCs w:val="20"/>
-        </w:rPr>
-        <w:tab/>
-      </w:r>
-      <w:r>
-        <w:rPr>
-          <w:rFonts w:ascii="Times New Roman" w:hAnsi="Times New Roman" w:cs="Times New Roman"/>
-          <w:sz w:val="20"/>
-          <w:szCs w:val="20"/>
-        </w:rPr>
-        <w:tab/>
-        <w:t xml:space="preserve">Адрес: </w:t>
-      </w:r>
-      <w:r>
-        <w:rPr>
-          <w:rFonts w:ascii="Times New Roman" w:hAnsi="Times New Roman" w:cs="Times New Roman"/>
-          <w:sz w:val="24"/>
-          <w:szCs w:val="24"/>
-        </w:rPr>
-        <w:t>{{</w:t>
-      </w:r>
-      <w:r>
-        <w:rPr>
-          <w:rFonts w:ascii="Times New Roman" w:hAnsi="Times New Roman" w:cs="Times New Roman"/>
-          <w:sz w:val="24"/>
-          <w:szCs w:val="24"/>
-          <w:lang w:val="en-US"/>
-        </w:rPr>
-        <w:t>CLIENT</w:t>
-      </w:r>
-      <w:r>
-        <w:rPr>
-          <w:rFonts w:ascii="Times New Roman" w:hAnsi="Times New Roman" w:cs="Times New Roman"/>
-          <w:sz w:val="24"/>
-          <w:szCs w:val="24"/>
-        </w:rPr>
-        <w:t>_</w:t>
-      </w:r>
-      <w:r>
-        <w:rPr>
-          <w:rFonts w:ascii="Times New Roman" w:hAnsi="Times New Roman" w:cs="Times New Roman"/>
-          <w:sz w:val="24"/>
-          <w:szCs w:val="24"/>
-          <w:lang w:val="en-US"/>
-        </w:rPr>
-        <w:t>ADDRESS</w:t>
-      </w:r>
-      <w:r>
-        <w:rPr>
-          <w:rFonts w:ascii="Times New Roman" w:hAnsi="Times New Roman" w:cs="Times New Roman"/>
-          <w:sz w:val="24"/>
-          <w:szCs w:val="24"/>
-        </w:rPr>
-        <w:t>}}</w:t>
-      </w:r>
-    </w:p>
-    <w:p>
-      <w:pPr>
-        <w:pStyle w:val="a9"/>
-        <w:jc w:val="both"/>
-        <w:rPr>
-          <w:rFonts w:ascii="Times New Roman" w:hAnsi="Times New Roman" w:cs="Times New Roman"/>
-          <w:sz w:val="20"/>
-          <w:szCs w:val="20"/>
-        </w:rPr>
-      </w:pPr>
-      <w:r>
-        <w:rPr>
-          <w:rFonts w:ascii="Times New Roman" w:hAnsi="Times New Roman" w:cs="Times New Roman"/>
-          <w:sz w:val="20"/>
-          <w:szCs w:val="20"/>
-        </w:rPr>
-        <w:t xml:space="preserve">БИК: </w:t>
-      </w:r>
-      <w:proofErr w:type="gramStart"/>
-      <w:r>
-        <w:rPr>
-          <w:rFonts w:ascii="Times New Roman" w:hAnsi="Times New Roman" w:cs="Times New Roman"/>
-          <w:sz w:val="20"/>
-          <w:szCs w:val="20"/>
-          <w:lang w:val="en-US"/>
-        </w:rPr>
         <w:t>CASPKZKA</w:t>
       </w:r>
       <w:r>
@@ -4908,32 +4803,12 @@
           <w:sz w:val="20"/>
           <w:szCs w:val="20"/>
         </w:rPr>
-        <w:t xml:space="preserve">;   </w:t>
-      </w:r>
-      <w:proofErr w:type="spellStart"/>
-      <w:proofErr w:type="gramEnd"/>
-      <w:r>
-        <w:rPr>
-          <w:rFonts w:ascii="Times New Roman" w:hAnsi="Times New Roman" w:cs="Times New Roman"/>
-          <w:sz w:val="20"/>
-          <w:szCs w:val="20"/>
-        </w:rPr>
-        <w:t>КБэ</w:t>
-      </w:r>
-      <w:proofErr w:type="spellEnd"/>
-      <w:r>
-        <w:rPr>
-          <w:rFonts w:ascii="Times New Roman" w:hAnsi="Times New Roman" w:cs="Times New Roman"/>
-          <w:sz w:val="20"/>
-          <w:szCs w:val="20"/>
-        </w:rPr>
-        <w:t xml:space="preserve">: 17 </w:t>
-      </w:r>
-    </w:p>
-    <w:p>
-      <w:pPr>
-        <w:pStyle w:val="a9"/>
-        <w:jc w:val="both"/>
+        <w:t xml:space="preserve">;   КБэ: 17 </w:t>
+      </w:r>
+    </w:p>
+    <w:p>
+      <w:pPr>
+        <w:pStyle w:val="NoSpacing"/>
         <w:rPr>
           <w:rFonts w:ascii="Times New Roman" w:hAnsi="Times New Roman" w:cs="Times New Roman"/>
           <w:sz w:val="20"/>
@@ -5024,151 +4899,84 @@
         </w:rPr>
         <w:tab/>
       </w:r>
-      <w:r>
-        <w:rPr>
-          <w:rFonts w:ascii="Times New Roman" w:hAnsi="Times New Roman" w:cs="Times New Roman"/>
-          <w:sz w:val="20"/>
-          <w:szCs w:val="20"/>
-        </w:rPr>
-        <w:tab/>
+    </w:p>
+    <w:p>
+      <w:pPr>
+        <w:pStyle w:val="NoSpacing"/>
+        <w:jc w:val="both"/>
+        <w:rPr>
+          <w:rFonts w:ascii="Times New Roman" w:hAnsi="Times New Roman" w:cs="Times New Roman"/>
+          <w:sz w:val="20"/>
+          <w:szCs w:val="20"/>
+        </w:rPr>
+      </w:pPr>
+      <w:r>
+        <w:rPr>
+          <w:rFonts w:ascii="Times New Roman" w:hAnsi="Times New Roman" w:cs="Times New Roman"/>
+          <w:sz w:val="20"/>
+          <w:szCs w:val="20"/>
+        </w:rPr>
+        <w:t xml:space="preserve">Э-мейл: </w:t>
+      </w:r>
+      <w:r>
+        <w:rPr>
+          <w:rFonts w:ascii="Times New Roman" w:hAnsi="Times New Roman" w:cs="Times New Roman"/>
+          <w:sz w:val="20"/>
+          <w:szCs w:val="20"/>
+          <w:lang w:val="en-US"/>
+        </w:rPr>
+        <w:t>info</w:t>
+      </w:r>
+      <w:r>
+        <w:rPr>
+          <w:rFonts w:ascii="Times New Roman" w:hAnsi="Times New Roman" w:cs="Times New Roman"/>
+          <w:sz w:val="20"/>
+          <w:szCs w:val="20"/>
+        </w:rPr>
+        <w:t>@</w:t>
+      </w:r>
+      <w:proofErr w:type="spellStart"/>
+      <w:r>
+        <w:rPr>
+          <w:rFonts w:ascii="Times New Roman" w:hAnsi="Times New Roman" w:cs="Times New Roman"/>
+          <w:sz w:val="20"/>
+          <w:szCs w:val="20"/>
+          <w:lang w:val="en-US"/>
+        </w:rPr>
+        <w:t>kubvisa</w:t>
+      </w:r>
+      <w:proofErr w:type="spellEnd"/>
+      <w:r>
+        <w:rPr>
+          <w:rFonts w:ascii="Times New Roman" w:hAnsi="Times New Roman" w:cs="Times New Roman"/>
+          <w:sz w:val="20"/>
+          <w:szCs w:val="20"/>
+        </w:rPr>
+        <w:t>.</w:t>
+      </w:r>
+      <w:proofErr w:type="spellStart"/>
+      <w:r>
+        <w:rPr>
+          <w:rFonts w:ascii="Times New Roman" w:hAnsi="Times New Roman" w:cs="Times New Roman"/>
+          <w:sz w:val="20"/>
+          <w:szCs w:val="20"/>
+          <w:lang w:val="en-US"/>
+        </w:rPr>
+        <w:t>kz</w:t>
+      </w:r>
+      <w:proofErr w:type="spellEnd"/>
+      <w:r>
+        <w:rPr>
+          <w:rFonts w:ascii="Times New Roman" w:hAnsi="Times New Roman" w:cs="Times New Roman"/>
+          <w:sz w:val="20"/>
+          <w:szCs w:val="20"/>
+        </w:rPr>
         <w:t xml:space="preserve"> </w:t>
       </w:r>
-      <w:r>
-        <w:rPr>
-          <w:rFonts w:ascii="Times New Roman" w:hAnsi="Times New Roman" w:cs="Times New Roman"/>
-          <w:sz w:val="20"/>
-          <w:szCs w:val="20"/>
-        </w:rPr>
-        <w:t>Тел</w:t>
-      </w:r>
-      <w:r>
-        <w:rPr>
-          <w:rFonts w:ascii="Times New Roman" w:hAnsi="Times New Roman" w:cs="Times New Roman"/>
-          <w:sz w:val="20"/>
-          <w:szCs w:val="20"/>
-        </w:rPr>
-        <w:t xml:space="preserve">: </w:t>
-      </w:r>
-      <w:r>
-        <w:rPr>
-          <w:rFonts w:ascii="Times New Roman" w:hAnsi="Times New Roman" w:cs="Times New Roman"/>
-          <w:sz w:val="24"/>
-          <w:szCs w:val="24"/>
-        </w:rPr>
-        <w:t>{{</w:t>
-      </w:r>
-      <w:r>
-        <w:rPr>
-          <w:rFonts w:ascii="Times New Roman" w:hAnsi="Times New Roman" w:cs="Times New Roman"/>
-          <w:sz w:val="24"/>
-          <w:szCs w:val="24"/>
-          <w:lang w:val="en-US"/>
-        </w:rPr>
-        <w:t>CLIENT</w:t>
-      </w:r>
-      <w:r>
-        <w:rPr>
-          <w:rFonts w:ascii="Times New Roman" w:hAnsi="Times New Roman" w:cs="Times New Roman"/>
-          <w:sz w:val="24"/>
-          <w:szCs w:val="24"/>
-        </w:rPr>
-        <w:t>_</w:t>
-      </w:r>
-      <w:r>
-        <w:rPr>
-          <w:rFonts w:ascii="Times New Roman" w:hAnsi="Times New Roman" w:cs="Times New Roman"/>
-          <w:sz w:val="24"/>
-          <w:szCs w:val="24"/>
-          <w:lang w:val="en-US"/>
-        </w:rPr>
-        <w:t>PHONE</w:t>
-      </w:r>
-      <w:r>
-        <w:rPr>
-          <w:rFonts w:ascii="Times New Roman" w:hAnsi="Times New Roman" w:cs="Times New Roman"/>
-          <w:sz w:val="24"/>
-          <w:szCs w:val="24"/>
-        </w:rPr>
-        <w:t>}}</w:t>
-      </w:r>
-    </w:p>
-    <w:p>
-      <w:pPr>
-        <w:pStyle w:val="a9"/>
-        <w:jc w:val="both"/>
-        <w:rPr>
-          <w:rFonts w:ascii="Times New Roman" w:hAnsi="Times New Roman" w:cs="Times New Roman"/>
-          <w:sz w:val="20"/>
-          <w:szCs w:val="20"/>
-        </w:rPr>
-      </w:pPr>
-      <w:r>
-        <w:rPr>
-          <w:rFonts w:ascii="Times New Roman" w:hAnsi="Times New Roman" w:cs="Times New Roman"/>
-          <w:sz w:val="20"/>
-          <w:szCs w:val="20"/>
-        </w:rPr>
-        <w:t xml:space="preserve">Э-мейл: </w:t>
-      </w:r>
-      <w:r>
-        <w:rPr>
-          <w:rFonts w:ascii="Times New Roman" w:hAnsi="Times New Roman" w:cs="Times New Roman"/>
-          <w:sz w:val="20"/>
-          <w:szCs w:val="20"/>
-          <w:lang w:val="en-US"/>
-        </w:rPr>
-        <w:t>info</w:t>
-      </w:r>
-      <w:r>
-        <w:rPr>
-          <w:rFonts w:ascii="Times New Roman" w:hAnsi="Times New Roman" w:cs="Times New Roman"/>
-          <w:sz w:val="20"/>
-          <w:szCs w:val="20"/>
-        </w:rPr>
-        <w:t>@</w:t>
-      </w:r>
-      <w:proofErr w:type="spellStart"/>
-      <w:r>
-        <w:rPr>
-          <w:rFonts w:ascii="Times New Roman" w:hAnsi="Times New Roman" w:cs="Times New Roman"/>
-          <w:sz w:val="20"/>
-          <w:szCs w:val="20"/>
-          <w:lang w:val="en-US"/>
-        </w:rPr>
-        <w:t>kubvisa</w:t>
-      </w:r>
-      <w:proofErr w:type="spellEnd"/>
-      <w:r>
-        <w:rPr>
-          <w:rFonts w:ascii="Times New Roman" w:hAnsi="Times New Roman" w:cs="Times New Roman"/>
-          <w:sz w:val="20"/>
-          <w:szCs w:val="20"/>
-        </w:rPr>
-        <w:t>.</w:t>
-      </w:r>
-      <w:proofErr w:type="spellStart"/>
-      <w:r>
-        <w:rPr>
-          <w:rFonts w:ascii="Times New Roman" w:hAnsi="Times New Roman" w:cs="Times New Roman"/>
-          <w:sz w:val="20"/>
-          <w:szCs w:val="20"/>
-          <w:lang w:val="en-US"/>
-        </w:rPr>
-        <w:t>kz</w:t>
-      </w:r>
-      <w:proofErr w:type="spellEnd"/>
-      <w:r>
-        <w:rPr>
-          <w:rFonts w:ascii="Times New Roman" w:hAnsi="Times New Roman" w:cs="Times New Roman"/>
-          <w:sz w:val="20"/>
-          <w:szCs w:val="20"/>
-        </w:rPr>
-        <w:t xml:space="preserve"> </w:t>
-      </w:r>
-    </w:p>
-    <w:p>
-      <w:pPr>
-        <w:pStyle w:val="a9"/>
+    </w:p>
+    <w:p>
+      <w:pPr>
+        <w:pStyle w:val="NoSpacing"/>
         <w:jc w:val="both"/>
         <w:rPr>
           <w:rFonts w:ascii="Times New Roman" w:hAnsi="Times New Roman" w:cs="Times New Roman"/>
@@ -5236,7 +5044,7 @@
     </w:p>
     <w:p>
       <w:pPr>
-        <w:pStyle w:val="a9"/>
+        <w:pStyle w:val="NoSpacing"/>
         <w:jc w:val="both"/>
         <w:rPr>
           <w:rFonts w:ascii="Times New Roman" w:hAnsi="Times New Roman" w:cs="Times New Roman"/>
@@ -5255,7 +5063,7 @@
     </w:p>
     <w:p>
       <w:pPr>
-        <w:pStyle w:val="a9"/>
+        <w:pStyle w:val="NoSpacing"/>
         <w:jc w:val="both"/>
         <w:rPr>
           <w:rFonts w:ascii="Times New Roman" w:hAnsi="Times New Roman" w:cs="Times New Roman"/>
@@ -5316,22 +5124,22 @@
     <w:tbl>
       <w:tblPr>
         <w:tblpPr w:leftFromText="180" w:rightFromText="180" w:vertAnchor="text" w:horzAnchor="page" w:tblpX="5737" w:tblpY="161"/>
-        <w:tblW w:w="4586" w:type="dxa"/>
+        <w:tblW w:w="5070" w:type="dxa"/>
         <w:tblLook w:val="04A0" w:firstRow="1" w:lastRow="0" w:firstColumn="1" w:lastColumn="0" w:noHBand="0" w:noVBand="1"/>
       </w:tblPr>
       <w:tblGrid>
-        <w:gridCol w:w="3615"/>
-        <w:gridCol w:w="971"/>
+        <w:gridCol w:w="3227"/>
+        <w:gridCol w:w="1843"/>
       </w:tblGrid>
       <w:tr>
         <w:trPr>
-          <w:trHeight w:val="252"/>
+          <w:trHeight w:val="309"/>
         </w:trPr>
         <w:tc>
           <w:tcPr>
-            <w:tcW w:w="3615" w:type="dxa"/>
+            <w:tcW w:w="3227" w:type="dxa"/>
             <w:tcBorders>
-              <w:bottom w:val="single" w:sz="6" w:space="1" w:color="000000"/>
+              <w:bottom w:val="single" w:sz="4" w:space="0" w:color="auto"/>
             </w:tcBorders>
           </w:tcPr>
           <w:p>
@@ -5347,9 +5155,9 @@
         </w:tc>
         <w:tc>
           <w:tcPr>
-            <w:tcW w:w="971" w:type="dxa"/>
+            <w:tcW w:w="1843" w:type="dxa"/>
             <w:tcBorders>
-              <w:bottom w:val="single" w:sz="6" w:space="1" w:color="000000"/>
+              <w:bottom w:val="single" w:sz="4" w:space="0" w:color="auto"/>
             </w:tcBorders>
           </w:tcPr>
           <w:p>
@@ -5366,38 +5174,44 @@
       </w:tr>
       <w:tr>
         <w:trPr>
-          <w:trHeight w:val="252"/>
+          <w:trHeight w:val="309"/>
         </w:trPr>
         <w:tc>
           <w:tcPr>
-            <w:tcW w:w="3615" w:type="dxa"/>
+            <w:tcW w:w="3227" w:type="dxa"/>
+            <w:tcBorders>
+              <w:top w:val="single" w:sz="4" w:space="0" w:color="auto"/>
+            </w:tcBorders>
           </w:tcPr>
           <w:p>
             <w:pPr>
+              <w:tabs>
+                <w:tab w:val="right" w:pos="3399"/>
+              </w:tabs>
               <w:rPr>
                 <w:rFonts w:ascii="Times New Roman" w:eastAsia="Calibri" w:hAnsi="Times New Roman" w:cs="Times New Roman"/>
-                <w:sz w:val="24"/>
-                <w:szCs w:val="24"/>
-                <w:lang w:val="ru-RU" w:eastAsia="en-US"/>
+                <w:lang w:eastAsia="en-US"/>
               </w:rPr>
             </w:pPr>
             <w:r>
               <w:rPr>
                 <w:rFonts w:ascii="Times New Roman" w:eastAsia="Calibri" w:hAnsi="Times New Roman" w:cs="Times New Roman"/>
-                <w:sz w:val="24"/>
-                <w:szCs w:val="24"/>
                 <w:lang w:val="ru-RU" w:eastAsia="en-US"/>
               </w:rPr>
-              <w:t>({{CLIENT_FIO_SHORT}})</w:t>
+              <w:t>{{CLIENT_FIO_SHORT}}</w:t>
             </w:r>
           </w:p>
         </w:tc>
         <w:tc>
           <w:tcPr>
-            <w:tcW w:w="971" w:type="dxa"/>
+            <w:tcW w:w="1843" w:type="dxa"/>
+            <w:tcBorders>
+              <w:top w:val="single" w:sz="4" w:space="0" w:color="auto"/>
+            </w:tcBorders>
           </w:tcPr>
           <w:p>
             <w:pPr>
+              <w:jc w:val="center"/>
               <w:rPr>
                 <w:rFonts w:ascii="Times New Roman" w:eastAsia="Calibri" w:hAnsi="Times New Roman" w:cs="Times New Roman"/>
                 <w:sz w:val="16"/>
@@ -5420,7 +5234,7 @@
     </w:tbl>
     <w:p>
       <w:pPr>
-        <w:pStyle w:val="a9"/>
+        <w:pStyle w:val="NoSpacing"/>
         <w:jc w:val="both"/>
         <w:rPr>
           <w:rFonts w:ascii="Times New Roman" w:hAnsi="Times New Roman" w:cs="Times New Roman"/>
@@ -5463,30 +5277,20 @@
     </w:p>
     <w:p>
       <w:pPr>
-        <w:pStyle w:val="a9"/>
-        <w:rPr>
-          <w:rFonts w:ascii="Times New Roman" w:hAnsi="Times New Roman" w:cs="Times New Roman"/>
-          <w:sz w:val="20"/>
-          <w:szCs w:val="20"/>
-        </w:rPr>
-      </w:pPr>
-      <w:proofErr w:type="spellStart"/>
-      <w:r>
-        <w:rPr>
-          <w:rFonts w:ascii="Times New Roman" w:hAnsi="Times New Roman" w:cs="Times New Roman"/>
-          <w:sz w:val="20"/>
-          <w:szCs w:val="20"/>
-        </w:rPr>
-        <w:t>Алсейтова</w:t>
-      </w:r>
-      <w:proofErr w:type="spellEnd"/>
-      <w:r>
-        <w:rPr>
-          <w:rFonts w:ascii="Times New Roman" w:hAnsi="Times New Roman" w:cs="Times New Roman"/>
-          <w:sz w:val="20"/>
-          <w:szCs w:val="20"/>
-        </w:rPr>
-        <w:t xml:space="preserve"> К.Н.</w:t>
+        <w:pStyle w:val="NoSpacing"/>
+        <w:rPr>
+          <w:rFonts w:ascii="Times New Roman" w:hAnsi="Times New Roman" w:cs="Times New Roman"/>
+          <w:sz w:val="20"/>
+          <w:szCs w:val="20"/>
+        </w:rPr>
+      </w:pPr>
+      <w:r>
+        <w:rPr>
+          <w:rFonts w:ascii="Times New Roman" w:hAnsi="Times New Roman" w:cs="Times New Roman"/>
+          <w:sz w:val="20"/>
+          <w:szCs w:val="20"/>
+        </w:rPr>
+        <w:t>Алсейтова К.Н.</w:t>
       </w:r>
       <w:r>
         <w:rPr>
@@ -5517,7 +5321,7 @@
     </w:p>
     <w:p>
       <w:pPr>
-        <w:pStyle w:val="a9"/>
+        <w:pStyle w:val="NoSpacing"/>
         <w:rPr>
           <w:rFonts w:ascii="Times New Roman" w:hAnsi="Times New Roman" w:cs="Times New Roman"/>
           <w:sz w:val="20"/>
@@ -5552,12 +5356,13 @@
     </w:p>
     <w:p>
       <w:pPr>
-        <w:pStyle w:val="a9"/>
-        <w:jc w:val="both"/>
-        <w:rPr>
-          <w:rFonts w:ascii="Times New Roman" w:hAnsi="Times New Roman" w:cs="Times New Roman"/>
-          <w:sz w:val="20"/>
-          <w:szCs w:val="20"/>
+        <w:pStyle w:val="NoSpacing"/>
+        <w:jc w:val="both"/>
+        <w:rPr>
+          <w:rFonts w:ascii="Times New Roman" w:hAnsi="Times New Roman" w:cs="Times New Roman"/>
+          <w:sz w:val="20"/>
+          <w:szCs w:val="20"/>
+          <w:vertAlign w:val="superscript"/>
         </w:rPr>
       </w:pPr>
       <w:r>
@@ -5646,36 +5451,9 @@
           <w:rFonts w:ascii="Times New Roman" w:hAnsi="Times New Roman" w:cs="Times New Roman"/>
           <w:sz w:val="20"/>
           <w:szCs w:val="20"/>
-        </w:rPr>
-        <w:tab/>
-      </w:r>
-      <w:r>
-        <w:rPr>
-          <w:rFonts w:ascii="Times New Roman" w:hAnsi="Times New Roman" w:cs="Times New Roman"/>
-          <w:sz w:val="20"/>
-          <w:szCs w:val="20"/>
-        </w:rPr>
-        <w:tab/>
-      </w:r>
-      <w:proofErr w:type="spellStart"/>
-      <w:r>
-        <w:rPr>
-          <w:rFonts w:ascii="Times New Roman" w:hAnsi="Times New Roman" w:cs="Times New Roman"/>
-          <w:sz w:val="20"/>
-          <w:szCs w:val="20"/>
           <w:vertAlign w:val="superscript"/>
         </w:rPr>
-        <w:t>м.п</w:t>
-      </w:r>
-      <w:proofErr w:type="spellEnd"/>
-      <w:r>
-        <w:rPr>
-          <w:rFonts w:ascii="Times New Roman" w:hAnsi="Times New Roman" w:cs="Times New Roman"/>
-          <w:sz w:val="20"/>
-          <w:szCs w:val="20"/>
-          <w:vertAlign w:val="superscript"/>
-        </w:rPr>
-        <w:t xml:space="preserve">. </w:t>
+        <w:t xml:space="preserve">м.п. </w:t>
       </w:r>
     </w:p>
     <w:sectPr>
@@ -5712,7 +5490,7 @@
 <w:ftr xmlns:wpc="http://schemas.microsoft.com/office/word/2010/wordprocessingCanvas" xmlns:cx="http://schemas.microsoft.com/office/drawing/2014/chartex" xmlns:cx1="http://schemas.microsoft.com/office/drawing/2015/9/8/chartex" xmlns:cx2="http://schemas.microsoft.com/office/drawing/2015/10/21/chartex" xmlns:cx3="http://schemas.microsoft.com/office/drawing/2016/5/9/chartex" xmlns:cx4="http://schemas.microsoft.com/office/drawing/2016/5/10/chartex" xmlns:cx5="http://schemas.microsoft.com/office/drawing/2016/5/11/chartex" xmlns:cx6="http://schemas.microsoft.com/office/drawing/2016/5/12/chartex" xmlns:cx7="http://schemas.microsoft.com/office/drawing/2016/5/13/chartex" xmlns:cx8="http://schemas.microsoft.com/office/drawing/2016/5/14/chartex" xmlns:mc="http://schemas.openxmlformats.org/markup-compatibility/2006" xmlns:aink="http://schemas.microsoft.com/office/drawing/2016/ink" xmlns:am3d="http://schemas.microsoft.com/office/drawing/2017/model3d" xmlns:o="urn:schemas-microsoft-com:office:office" xmlns:oel="http://schemas.microsoft.com/office/2019/extlst" xmlns:r="http://schemas.openxmlformats.org/officeDocument/2006/relationships" xmlns:m="http://schemas.openxmlformats.org/officeDocument/2006/math" xmlns:v="urn:schemas-microsoft-com:vml" xmlns:wp14="http://schemas.microsoft.com/office/word/2010/wordprocessingDrawing" xmlns:wp="http://schemas.openxmlformats.org/drawingml/2006/wordprocessingDrawing" xmlns:w10="urn:schemas-microsoft-com:office:word" xmlns:w="http://schemas.openxmlformats.org/wordprocessingml/2006/main" xmlns:w14="http://schemas.microsoft.com/office/word/2010/wordml" xmlns:w15="http://schemas.microsoft.com/office/word/2012/wordml" xmlns:w16cex="http://schemas.microsoft.com/office/word/2018/wordml/cex" xmlns:w16cid="http://schemas.microsoft.com/office/word/2016/wordml/cid" xmlns:w16="http://schemas.microsoft.com/office/word/2018/wordml" xmlns:w16du="http://schemas.microsoft.com/office/word/2023/wordml/word16du" xmlns:w16sdtdh="http://schemas.microsoft.com/office/word/2020/wordml/sdtdatahash" xmlns:w16sdtfl="http://schemas.microsoft.com/office/word/2024/wordml/sdtformatlock" xmlns:w16se="http://schemas.microsoft.com/office/word/2015/wordml/symex" xmlns:wpg="http://schemas.microsoft.com/office/word/2010/wordprocessingGroup" xmlns:wpi="http://schemas.microsoft.com/office/word/2010/wordprocessingInk" xmlns:wne="http://schemas.microsoft.com/office/word/2006/wordml" xmlns:wps="http://schemas.microsoft.com/office/word/2010/wordprocessingShape" mc:Ignorable="w14 w15 w16se w16cid w16 w16cex w16sdtdh w16sdtfl w16du wp14">
   <w:p>
     <w:pPr>
-      <w:pStyle w:val="a5"/>
+      <w:pStyle w:val="Footer"/>
     </w:pPr>
     <w:r>
       <w:rPr>
@@ -5769,7 +5547,7 @@
                       <w:txbxContent>
                         <w:p>
                           <w:pPr>
-                            <w:pStyle w:val="a5"/>
+                            <w:pStyle w:val="Footer"/>
                           </w:pPr>
                           <w:r>
                             <w:fldChar w:fldCharType="begin"/>
@@ -5809,7 +5587,7 @@
                 <w:txbxContent>
                   <w:p>
                     <w:pPr>
-                      <w:pStyle w:val="a5"/>
+                      <w:pStyle w:val="Footer"/>
                     </w:pPr>
                     <w:r>
                       <w:fldChar w:fldCharType="begin"/>
@@ -6380,7 +6158,7 @@
     <w:lsdException w:name="Unresolved Mention" w:semiHidden="1" w:uiPriority="99" w:unhideWhenUsed="1"/>
     <w:lsdException w:name="Smart Link" w:semiHidden="1" w:uiPriority="99" w:unhideWhenUsed="1"/>
   </w:latentStyles>
-  <w:style w:type="paragraph" w:default="1" w:styleId="a">
+  <w:style w:type="paragraph" w:default="1" w:styleId="Normal">
     <w:name w:val="Normal"/>
     <w:qFormat/>
     <w:rPr>
@@ -6388,13 +6166,13 @@
       <w:lang w:val="en-US" w:eastAsia="zh-CN"/>
     </w:rPr>
   </w:style>
-  <w:style w:type="character" w:default="1" w:styleId="a0">
+  <w:style w:type="character" w:default="1" w:styleId="DefaultParagraphFont">
     <w:name w:val="Default Paragraph Font"/>
     <w:uiPriority w:val="1"/>
     <w:semiHidden/>
     <w:unhideWhenUsed/>
   </w:style>
-  <w:style w:type="table" w:default="1" w:styleId="a1">
+  <w:style w:type="table" w:default="1" w:styleId="TableNormal">
     <w:name w:val="Normal Table"/>
     <w:uiPriority w:val="99"/>
     <w:semiHidden/>
@@ -6409,24 +6187,24 @@
       </w:tblCellMar>
     </w:tblPr>
   </w:style>
-  <w:style w:type="numbering" w:default="1" w:styleId="a2">
+  <w:style w:type="numbering" w:default="1" w:styleId="NoList">
     <w:name w:val="No List"/>
     <w:uiPriority w:val="99"/>
     <w:semiHidden/>
     <w:unhideWhenUsed/>
   </w:style>
-  <w:style w:type="character" w:styleId="a3">
+  <w:style w:type="character" w:styleId="Strong">
     <w:name w:val="Strong"/>
-    <w:basedOn w:val="a0"/>
+    <w:basedOn w:val="DefaultParagraphFont"/>
     <w:qFormat/>
     <w:rPr>
       <w:b/>
       <w:bCs/>
     </w:rPr>
   </w:style>
-  <w:style w:type="paragraph" w:styleId="a4">
+  <w:style w:type="paragraph" w:styleId="Header">
     <w:name w:val="header"/>
-    <w:basedOn w:val="a"/>
+    <w:basedOn w:val="Normal"/>
     <w:qFormat/>
     <w:pPr>
       <w:tabs>
@@ -6435,10 +6213,10 @@
       </w:tabs>
     </w:pPr>
   </w:style>
-  <w:style w:type="paragraph" w:styleId="a5">
+  <w:style w:type="paragraph" w:styleId="Footer">
     <w:name w:val="footer"/>
-    <w:basedOn w:val="a"/>
-    <w:link w:val="a6"/>
+    <w:basedOn w:val="Normal"/>
+    <w:link w:val="FooterChar"/>
     <w:pPr>
       <w:tabs>
         <w:tab w:val="center" w:pos="4153"/>
@@ -6446,7 +6224,7 @@
       </w:tabs>
     </w:pPr>
   </w:style>
-  <w:style w:type="paragraph" w:styleId="a7">
+  <w:style w:type="paragraph" w:styleId="NormalWeb">
     <w:name w:val="Normal (Web)"/>
     <w:qFormat/>
     <w:pPr>
@@ -6458,9 +6236,9 @@
       <w:lang w:val="en-US" w:eastAsia="zh-CN"/>
     </w:rPr>
   </w:style>
-  <w:style w:type="table" w:styleId="a8">
+  <w:style w:type="table" w:styleId="TableGrid">
     <w:name w:val="Table Grid"/>
-    <w:basedOn w:val="a1"/>
+    <w:basedOn w:val="TableNormal"/>
     <w:uiPriority w:val="59"/>
     <w:qFormat/>
     <w:tblPr>
@@ -6474,9 +6252,9 @@
       </w:tblBorders>
     </w:tblPr>
   </w:style>
-  <w:style w:type="paragraph" w:styleId="a9">
+  <w:style w:type="paragraph" w:styleId="NoSpacing">
     <w:name w:val="No Spacing"/>
-    <w:link w:val="aa"/>
+    <w:link w:val="NoSpacingChar"/>
     <w:autoRedefine/>
     <w:uiPriority w:val="1"/>
     <w:qFormat/>
@@ -6487,9 +6265,9 @@
       <w:lang w:val="ru-RU" w:eastAsia="en-US"/>
     </w:rPr>
   </w:style>
-  <w:style w:type="character" w:customStyle="1" w:styleId="aa">
-    <w:name w:val="Без интервала Знак"/>
-    <w:link w:val="a9"/>
+  <w:style w:type="character" w:customStyle="1" w:styleId="NoSpacingChar">
+    <w:name w:val="No Spacing Char"/>
+    <w:link w:val="NoSpacing"/>
     <w:uiPriority w:val="1"/>
     <w:qFormat/>
     <w:rPr>
@@ -6499,9 +6277,9 @@
       <w:lang w:val="ru-RU" w:eastAsia="en-US" w:bidi="ar-SA"/>
     </w:rPr>
   </w:style>
-  <w:style w:type="character" w:customStyle="1" w:styleId="a6">
-    <w:name w:val="Нижний колонтитул Знак"/>
-    <w:link w:val="a5"/>
+  <w:style w:type="character" w:customStyle="1" w:styleId="FooterChar">
+    <w:name w:val="Footer Char"/>
+    <w:link w:val="Footer"/>
     <w:qFormat/>
   </w:style>
 </w:styles>
